--- a/RAC QUESTIONS.docx
+++ b/RAC QUESTIONS.docx
@@ -1,6 +1,6 @@
 
 <file path=word/document.xml><?xml version="1.0" encoding="utf-8"?>
-<w:document xmlns:wpc="http://schemas.microsoft.com/office/word/2010/wordprocessingCanvas" xmlns:cx="http://schemas.microsoft.com/office/drawing/2014/chartex" xmlns:cx1="http://schemas.microsoft.com/office/drawing/2015/9/8/chartex" xmlns:cx2="http://schemas.microsoft.com/office/drawing/2015/10/21/chartex" xmlns:cx3="http://schemas.microsoft.com/office/drawing/2016/5/9/chartex" xmlns:cx4="http://schemas.microsoft.com/office/drawing/2016/5/10/chartex" xmlns:cx5="http://schemas.microsoft.com/office/drawing/2016/5/11/chartex" xmlns:cx6="http://schemas.microsoft.com/office/drawing/2016/5/12/chartex" xmlns:cx7="http://schemas.microsoft.com/office/drawing/2016/5/13/chartex" xmlns:cx8="http://schemas.microsoft.com/office/drawing/2016/5/14/chartex" xmlns:mc="http://schemas.openxmlformats.org/markup-compatibility/2006" xmlns:aink="http://schemas.microsoft.com/office/drawing/2016/ink" xmlns:am3d="http://schemas.microsoft.com/office/drawing/2017/model3d" xmlns:o="urn:schemas-microsoft-com:office:office" xmlns:oel="http://schemas.microsoft.com/office/2019/extlst" xmlns:r="http://schemas.openxmlformats.org/officeDocument/2006/relationships" xmlns:m="http://schemas.openxmlformats.org/officeDocument/2006/math" xmlns:v="urn:schemas-microsoft-com:vml" xmlns:wp14="http://schemas.microsoft.com/office/word/2010/wordprocessingDrawing" xmlns:wp="http://schemas.openxmlformats.org/drawingml/2006/wordprocessingDrawing" xmlns:w10="urn:schemas-microsoft-com:office:word" xmlns:w="http://schemas.openxmlformats.org/wordprocessingml/2006/main" xmlns:w14="http://schemas.microsoft.com/office/word/2010/wordml" xmlns:w15="http://schemas.microsoft.com/office/word/2012/wordml" xmlns:w16cex="http://schemas.microsoft.com/office/word/2018/wordml/cex" xmlns:w16cid="http://schemas.microsoft.com/office/word/2016/wordml/cid" xmlns:w16="http://schemas.microsoft.com/office/word/2018/wordml" xmlns:w16du="http://schemas.microsoft.com/office/word/2023/wordml/word16du" xmlns:w16sdtdh="http://schemas.microsoft.com/office/word/2020/wordml/sdtdatahash" xmlns:w16se="http://schemas.microsoft.com/office/word/2015/wordml/symex" xmlns:wpg="http://schemas.microsoft.com/office/word/2010/wordprocessingGroup" xmlns:wpi="http://schemas.microsoft.com/office/word/2010/wordprocessingInk" xmlns:wne="http://schemas.microsoft.com/office/word/2006/wordml" xmlns:wps="http://schemas.microsoft.com/office/word/2010/wordprocessingShape" mc:Ignorable="w14 w15 w16se w16cid w16 w16cex w16sdtdh w16du wp14">
+<w:document xmlns:wpc="http://schemas.microsoft.com/office/word/2010/wordprocessingCanvas" xmlns:cx="http://schemas.microsoft.com/office/drawing/2014/chartex" xmlns:cx1="http://schemas.microsoft.com/office/drawing/2015/9/8/chartex" xmlns:cx2="http://schemas.microsoft.com/office/drawing/2015/10/21/chartex" xmlns:cx3="http://schemas.microsoft.com/office/drawing/2016/5/9/chartex" xmlns:cx4="http://schemas.microsoft.com/office/drawing/2016/5/10/chartex" xmlns:cx5="http://schemas.microsoft.com/office/drawing/2016/5/11/chartex" xmlns:cx6="http://schemas.microsoft.com/office/drawing/2016/5/12/chartex" xmlns:cx7="http://schemas.microsoft.com/office/drawing/2016/5/13/chartex" xmlns:cx8="http://schemas.microsoft.com/office/drawing/2016/5/14/chartex" xmlns:mc="http://schemas.openxmlformats.org/markup-compatibility/2006" xmlns:aink="http://schemas.microsoft.com/office/drawing/2016/ink" xmlns:am3d="http://schemas.microsoft.com/office/drawing/2017/model3d" xmlns:o="urn:schemas-microsoft-com:office:office" xmlns:oel="http://schemas.microsoft.com/office/2019/extlst" xmlns:r="http://schemas.openxmlformats.org/officeDocument/2006/relationships" xmlns:m="http://schemas.openxmlformats.org/officeDocument/2006/math" xmlns:v="urn:schemas-microsoft-com:vml" xmlns:wp14="http://schemas.microsoft.com/office/word/2010/wordprocessingDrawing" xmlns:wp="http://schemas.openxmlformats.org/drawingml/2006/wordprocessingDrawing" xmlns:w10="urn:schemas-microsoft-com:office:word" xmlns:w="http://schemas.openxmlformats.org/wordprocessingml/2006/main" xmlns:w14="http://schemas.microsoft.com/office/word/2010/wordml" xmlns:w15="http://schemas.microsoft.com/office/word/2012/wordml" xmlns:w16cex="http://schemas.microsoft.com/office/word/2018/wordml/cex" xmlns:w16cid="http://schemas.microsoft.com/office/word/2016/wordml/cid" xmlns:w16="http://schemas.microsoft.com/office/word/2018/wordml" xmlns:w16du="http://schemas.microsoft.com/office/word/2023/wordml/word16du" xmlns:w16sdtdh="http://schemas.microsoft.com/office/word/2020/wordml/sdtdatahash" xmlns:w16sdtfl="http://schemas.microsoft.com/office/word/2024/wordml/sdtformatlock" xmlns:w16se="http://schemas.microsoft.com/office/word/2015/wordml/symex" xmlns:wpg="http://schemas.microsoft.com/office/word/2010/wordprocessingGroup" xmlns:wpi="http://schemas.microsoft.com/office/word/2010/wordprocessingInk" xmlns:wne="http://schemas.microsoft.com/office/word/2006/wordml" xmlns:wps="http://schemas.microsoft.com/office/word/2010/wordprocessingShape" mc:Ignorable="w14 w15 w16se w16cid w16 w16cex w16sdtdh w16sdtfl w16du wp14">
   <w:body>
     <w:p>
       <w:pPr>
@@ -559,6 +559,37 @@
     <w:p>
       <w:pPr>
         <w:rPr>
+          <w:b/>
+          <w:bCs/>
+        </w:rPr>
+      </w:pPr>
+      <w:r>
+        <w:rPr>
+          <w:b/>
+          <w:bCs/>
+        </w:rPr>
+        <w:t xml:space="preserve">Total </w:t>
+      </w:r>
+      <w:proofErr w:type="gramStart"/>
+      <w:r>
+        <w:rPr>
+          <w:b/>
+          <w:bCs/>
+        </w:rPr>
+        <w:t>IP’s :</w:t>
+      </w:r>
+      <w:proofErr w:type="gramEnd"/>
+      <w:r>
+        <w:rPr>
+          <w:b/>
+          <w:bCs/>
+        </w:rPr>
+        <w:t xml:space="preserve"> (n*3)+3</w:t>
+      </w:r>
+    </w:p>
+    <w:p>
+      <w:pPr>
+        <w:rPr>
           <w:color w:val="FF0000"/>
         </w:rPr>
       </w:pPr>
@@ -574,7 +605,18 @@
     </w:p>
     <w:p>
       <w:r>
-        <w:t>Load balance Advisory provides load information to scan.</w:t>
+        <w:t xml:space="preserve">Load </w:t>
+      </w:r>
+      <w:proofErr w:type="gramStart"/>
+      <w:r>
+        <w:t xml:space="preserve">balance </w:t>
+      </w:r>
+      <w:r>
+        <w:t xml:space="preserve"> Advisory</w:t>
+      </w:r>
+      <w:proofErr w:type="gramEnd"/>
+      <w:r>
+        <w:t xml:space="preserve"> provides load information to scan.</w:t>
       </w:r>
     </w:p>
     <w:p>
@@ -809,6 +851,7 @@
           <w:b/>
           <w:bCs/>
         </w:rPr>
+        <w:lastRenderedPageBreak/>
         <w:t xml:space="preserve">consistent </w:t>
       </w:r>
       <w:proofErr w:type="gramStart"/>
@@ -837,7 +880,6 @@
           <w:b/>
           <w:bCs/>
         </w:rPr>
-        <w:lastRenderedPageBreak/>
         <w:t xml:space="preserve">Past </w:t>
       </w:r>
       <w:proofErr w:type="gramStart"/>
@@ -1356,6 +1398,12 @@
       </w:r>
     </w:p>
     <w:p>
+      <w:pPr>
+        <w:rPr>
+          <w:b/>
+          <w:bCs/>
+        </w:rPr>
+      </w:pPr>
       <w:r>
         <w:t>Purpose of Remote Listener is to connect all instances with all listeners so the instances can propagate their load balance advisories to all listeners. Listener uses the advisories to decide which instance should service client request. If listener get to know from advisories that its local instance is least loaded and should service client request then listener passes client request to local instance. If local instance is over loaded then listener can use TNS redirect to redirect client request to a less loaded instance means remote instance. This Phenomenon is also called as </w:t>
       </w:r>
@@ -1388,6 +1436,7 @@
           <w:bCs/>
           <w:color w:val="FF0000"/>
         </w:rPr>
+        <w:lastRenderedPageBreak/>
         <w:t>15. What is TAF?</w:t>
       </w:r>
     </w:p>
@@ -1409,7 +1458,6 @@
         <w:rPr>
           <w:highlight w:val="yellow"/>
         </w:rPr>
-        <w:lastRenderedPageBreak/>
         <w:t xml:space="preserve">Let’s say we created TAF with select option. Now Suppose a user connecting </w:t>
       </w:r>
       <w:r>
@@ -1465,1799 +1513,6 @@
           <w:highlight w:val="yellow"/>
         </w:rPr>
         <w:t xml:space="preserve"> the select statement will be transparently failed over to other node and select statement will be completed and results will be fetched.</w:t>
-      </w:r>
-    </w:p>
-    <w:p>
-      <w:pPr>
-        <w:rPr>
-          <w:color w:val="FF0000"/>
-        </w:rPr>
-      </w:pPr>
-      <w:r>
-        <w:rPr>
-          <w:b/>
-          <w:bCs/>
-          <w:color w:val="FF0000"/>
-        </w:rPr>
-        <w:t xml:space="preserve">21. Explain different ways to find master node in oracle </w:t>
-      </w:r>
-      <w:proofErr w:type="spellStart"/>
-      <w:r>
-        <w:rPr>
-          <w:b/>
-          <w:bCs/>
-          <w:color w:val="FF0000"/>
-        </w:rPr>
-        <w:t>rac</w:t>
-      </w:r>
-      <w:proofErr w:type="spellEnd"/>
-      <w:r>
-        <w:rPr>
-          <w:b/>
-          <w:bCs/>
-          <w:color w:val="FF0000"/>
-        </w:rPr>
-        <w:t>?</w:t>
-      </w:r>
-    </w:p>
-    <w:p>
-      <w:pPr>
-        <w:tabs>
-          <w:tab w:val="num" w:pos="720"/>
-        </w:tabs>
-      </w:pPr>
-      <w:r>
-        <w:t xml:space="preserve"> Grep </w:t>
-      </w:r>
-      <w:proofErr w:type="spellStart"/>
-      <w:r>
-        <w:t>occsd</w:t>
-      </w:r>
-      <w:proofErr w:type="spellEnd"/>
-      <w:r>
-        <w:t xml:space="preserve"> Log file. [oracle @ tadrac1]: /u1/app</w:t>
-      </w:r>
-      <w:proofErr w:type="gramStart"/>
-      <w:r>
-        <w:t>/..</w:t>
-      </w:r>
-      <w:proofErr w:type="gramEnd"/>
-      <w:r>
-        <w:t>/</w:t>
-      </w:r>
-      <w:proofErr w:type="spellStart"/>
-      <w:r>
-        <w:t>cssd</w:t>
-      </w:r>
-      <w:proofErr w:type="spellEnd"/>
-      <w:r>
-        <w:t xml:space="preserve"> &gt;grep -</w:t>
-      </w:r>
-      <w:proofErr w:type="spellStart"/>
-      <w:r>
-        <w:t>i</w:t>
-      </w:r>
-      <w:proofErr w:type="spellEnd"/>
-      <w:r>
-        <w:t xml:space="preserve"> “master node” ocssd.log | tail -1. …</w:t>
-      </w:r>
-    </w:p>
-    <w:p>
-      <w:pPr>
-        <w:numPr>
-          <w:ilvl w:val="0"/>
-          <w:numId w:val="9"/>
-        </w:numPr>
-      </w:pPr>
-      <w:r>
-        <w:t xml:space="preserve">Grep </w:t>
-      </w:r>
-      <w:proofErr w:type="spellStart"/>
-      <w:r>
-        <w:t>crsd</w:t>
-      </w:r>
-      <w:proofErr w:type="spellEnd"/>
-      <w:r>
-        <w:t xml:space="preserve"> log file. [oracle @ tadrac1]: /u1/app</w:t>
-      </w:r>
-      <w:proofErr w:type="gramStart"/>
-      <w:r>
-        <w:t>/..</w:t>
-      </w:r>
-      <w:proofErr w:type="gramEnd"/>
-      <w:r>
-        <w:t>/</w:t>
-      </w:r>
-      <w:proofErr w:type="spellStart"/>
-      <w:r>
-        <w:t>crsd</w:t>
-      </w:r>
-      <w:proofErr w:type="spellEnd"/>
-      <w:r>
-        <w:t>&gt;grep MASTER crsd.log | tail -1.</w:t>
-      </w:r>
-    </w:p>
-    <w:p>
-      <w:pPr>
-        <w:numPr>
-          <w:ilvl w:val="0"/>
-          <w:numId w:val="9"/>
-        </w:numPr>
-      </w:pPr>
-      <w:r>
-        <w:rPr>
-          <w:highlight w:val="yellow"/>
-        </w:rPr>
-        <w:t>Query V$GES_RESOURCE view</w:t>
-      </w:r>
-      <w:r>
-        <w:t>.</w:t>
-      </w:r>
-    </w:p>
-    <w:p>
-      <w:pPr>
-        <w:numPr>
-          <w:ilvl w:val="0"/>
-          <w:numId w:val="9"/>
-        </w:numPr>
-      </w:pPr>
-      <w:proofErr w:type="spellStart"/>
-      <w:r>
-        <w:rPr>
-          <w:highlight w:val="yellow"/>
-        </w:rPr>
-        <w:t>ocrconfig</w:t>
-      </w:r>
-      <w:proofErr w:type="spellEnd"/>
-      <w:r>
-        <w:rPr>
-          <w:highlight w:val="yellow"/>
-        </w:rPr>
-        <w:t xml:space="preserve"> -</w:t>
-      </w:r>
-      <w:proofErr w:type="spellStart"/>
-      <w:r>
-        <w:rPr>
-          <w:highlight w:val="yellow"/>
-        </w:rPr>
-        <w:t>showbackup</w:t>
-      </w:r>
-      <w:proofErr w:type="spellEnd"/>
-      <w:r>
-        <w:rPr>
-          <w:highlight w:val="yellow"/>
-        </w:rPr>
-        <w:t>.</w:t>
-      </w:r>
-      <w:r>
-        <w:t xml:space="preserve"> The node that </w:t>
-      </w:r>
-      <w:proofErr w:type="gramStart"/>
-      <w:r>
-        <w:t>store</w:t>
-      </w:r>
-      <w:proofErr w:type="gramEnd"/>
-      <w:r>
-        <w:t xml:space="preserve"> OCR backups is the master node.</w:t>
-      </w:r>
-    </w:p>
-    <w:p>
-      <w:pPr>
-        <w:rPr>
-          <w:color w:val="FF0000"/>
-        </w:rPr>
-      </w:pPr>
-      <w:r>
-        <w:rPr>
-          <w:b/>
-          <w:bCs/>
-          <w:color w:val="FF0000"/>
-        </w:rPr>
-        <w:t xml:space="preserve">25. I want to run a parallel query in </w:t>
-      </w:r>
-      <w:proofErr w:type="spellStart"/>
-      <w:r>
-        <w:rPr>
-          <w:b/>
-          <w:bCs/>
-          <w:color w:val="FF0000"/>
-        </w:rPr>
-        <w:t>rac</w:t>
-      </w:r>
-      <w:proofErr w:type="spellEnd"/>
-      <w:r>
-        <w:rPr>
-          <w:b/>
-          <w:bCs/>
-          <w:color w:val="FF0000"/>
-        </w:rPr>
-        <w:t xml:space="preserve"> database, But I need to make sure that, the parallel slave processes will run only on node where </w:t>
-      </w:r>
-      <w:proofErr w:type="spellStart"/>
-      <w:r>
-        <w:rPr>
-          <w:b/>
-          <w:bCs/>
-          <w:color w:val="FF0000"/>
-        </w:rPr>
-        <w:t>i</w:t>
-      </w:r>
-      <w:proofErr w:type="spellEnd"/>
-      <w:r>
-        <w:rPr>
-          <w:b/>
-          <w:bCs/>
-          <w:color w:val="FF0000"/>
-        </w:rPr>
-        <w:t xml:space="preserve"> am running the query and it will not move to </w:t>
-      </w:r>
-      <w:proofErr w:type="gramStart"/>
-      <w:r>
-        <w:rPr>
-          <w:b/>
-          <w:bCs/>
-          <w:color w:val="FF0000"/>
-        </w:rPr>
-        <w:t>other</w:t>
-      </w:r>
-      <w:proofErr w:type="gramEnd"/>
-      <w:r>
-        <w:rPr>
-          <w:b/>
-          <w:bCs/>
-          <w:color w:val="FF0000"/>
-        </w:rPr>
-        <w:t xml:space="preserve"> node.</w:t>
-      </w:r>
-    </w:p>
-    <w:p>
-      <w:r>
-        <w:t xml:space="preserve">We can set </w:t>
-      </w:r>
-      <w:proofErr w:type="spellStart"/>
-      <w:r>
-        <w:t>Parallel_force_local</w:t>
-      </w:r>
-      <w:proofErr w:type="spellEnd"/>
-      <w:r>
-        <w:t xml:space="preserve"> parameter to TRUE at session level and then run the parallel query. All the </w:t>
-      </w:r>
-      <w:proofErr w:type="spellStart"/>
-      <w:r>
-        <w:t>px</w:t>
-      </w:r>
-      <w:proofErr w:type="spellEnd"/>
-      <w:r>
-        <w:t xml:space="preserve"> processes will run only on that node.</w:t>
-      </w:r>
-    </w:p>
-    <w:p>
-      <w:pPr>
-        <w:rPr>
-          <w:color w:val="FF0000"/>
-        </w:rPr>
-      </w:pPr>
-      <w:r>
-        <w:rPr>
-          <w:b/>
-          <w:bCs/>
-          <w:color w:val="FF0000"/>
-        </w:rPr>
-        <w:t xml:space="preserve">26. My </w:t>
-      </w:r>
-      <w:proofErr w:type="spellStart"/>
-      <w:r>
-        <w:rPr>
-          <w:b/>
-          <w:bCs/>
-          <w:color w:val="FF0000"/>
-        </w:rPr>
-        <w:t>clusterware</w:t>
-      </w:r>
-      <w:proofErr w:type="spellEnd"/>
-      <w:r>
-        <w:rPr>
-          <w:b/>
-          <w:bCs/>
-          <w:color w:val="FF0000"/>
-        </w:rPr>
-        <w:t xml:space="preserve"> version is 11gr</w:t>
-      </w:r>
-      <w:proofErr w:type="gramStart"/>
-      <w:r>
-        <w:rPr>
-          <w:b/>
-          <w:bCs/>
-          <w:color w:val="FF0000"/>
-        </w:rPr>
-        <w:t>2 ,</w:t>
-      </w:r>
-      <w:proofErr w:type="gramEnd"/>
-      <w:r>
-        <w:rPr>
-          <w:b/>
-          <w:bCs/>
-          <w:color w:val="FF0000"/>
-        </w:rPr>
-        <w:t xml:space="preserve"> can </w:t>
-      </w:r>
-      <w:proofErr w:type="spellStart"/>
-      <w:r>
-        <w:rPr>
-          <w:b/>
-          <w:bCs/>
-          <w:color w:val="FF0000"/>
-        </w:rPr>
-        <w:t>i</w:t>
-      </w:r>
-      <w:proofErr w:type="spellEnd"/>
-      <w:r>
-        <w:rPr>
-          <w:b/>
-          <w:bCs/>
-          <w:color w:val="FF0000"/>
-        </w:rPr>
-        <w:t xml:space="preserve"> install oracle 12c database? is the </w:t>
-      </w:r>
-      <w:proofErr w:type="spellStart"/>
-      <w:r>
-        <w:rPr>
-          <w:b/>
-          <w:bCs/>
-          <w:color w:val="FF0000"/>
-        </w:rPr>
-        <w:t>viceversa</w:t>
-      </w:r>
-      <w:proofErr w:type="spellEnd"/>
-      <w:r>
-        <w:rPr>
-          <w:b/>
-          <w:bCs/>
-          <w:color w:val="FF0000"/>
-        </w:rPr>
-        <w:t xml:space="preserve"> possible( means </w:t>
-      </w:r>
-      <w:proofErr w:type="spellStart"/>
-      <w:r>
-        <w:rPr>
-          <w:b/>
-          <w:bCs/>
-          <w:color w:val="FF0000"/>
-        </w:rPr>
-        <w:t>clusteware</w:t>
-      </w:r>
-      <w:proofErr w:type="spellEnd"/>
-      <w:r>
-        <w:rPr>
-          <w:b/>
-          <w:bCs/>
-          <w:color w:val="FF0000"/>
-        </w:rPr>
-        <w:t xml:space="preserve"> version 12c and oracle database version 11g?)?</w:t>
-      </w:r>
-    </w:p>
-    <w:p>
-      <w:r>
-        <w:t xml:space="preserve">My </w:t>
-      </w:r>
-      <w:proofErr w:type="spellStart"/>
-      <w:r>
-        <w:t>clusterware</w:t>
-      </w:r>
-      <w:proofErr w:type="spellEnd"/>
-      <w:r>
-        <w:t xml:space="preserve"> version can be same or higher than the </w:t>
-      </w:r>
-      <w:proofErr w:type="spellStart"/>
-      <w:r>
-        <w:t>the</w:t>
-      </w:r>
-      <w:proofErr w:type="spellEnd"/>
-      <w:r>
-        <w:t xml:space="preserve"> database version. But a 12c database will not work on 11g grid.</w:t>
-      </w:r>
-    </w:p>
-    <w:p>
-      <w:pPr>
-        <w:rPr>
-          <w:color w:val="FF0000"/>
-        </w:rPr>
-      </w:pPr>
-      <w:r>
-        <w:rPr>
-          <w:b/>
-          <w:bCs/>
-          <w:color w:val="FF0000"/>
-        </w:rPr>
-        <w:t xml:space="preserve">27. What are the storage structures of a </w:t>
-      </w:r>
-      <w:proofErr w:type="spellStart"/>
-      <w:r>
-        <w:rPr>
-          <w:b/>
-          <w:bCs/>
-          <w:color w:val="FF0000"/>
-        </w:rPr>
-        <w:t>clusterware</w:t>
-      </w:r>
-      <w:proofErr w:type="spellEnd"/>
-      <w:r>
-        <w:rPr>
-          <w:b/>
-          <w:bCs/>
-          <w:color w:val="FF0000"/>
-        </w:rPr>
-        <w:t>?</w:t>
-      </w:r>
-    </w:p>
-    <w:p>
-      <w:pPr>
-        <w:rPr>
-          <w:highlight w:val="yellow"/>
-        </w:rPr>
-      </w:pPr>
-      <w:r>
-        <w:rPr>
-          <w:highlight w:val="yellow"/>
-        </w:rPr>
-        <w:t xml:space="preserve">2 shares storage structure – </w:t>
-      </w:r>
-      <w:proofErr w:type="gramStart"/>
-      <w:r>
-        <w:rPr>
-          <w:highlight w:val="yellow"/>
-        </w:rPr>
-        <w:t>OCR ,</w:t>
-      </w:r>
-      <w:proofErr w:type="gramEnd"/>
-      <w:r>
-        <w:rPr>
-          <w:highlight w:val="yellow"/>
-        </w:rPr>
-        <w:t xml:space="preserve"> VD</w:t>
-      </w:r>
-    </w:p>
-    <w:p>
-      <w:r>
-        <w:rPr>
-          <w:highlight w:val="yellow"/>
-        </w:rPr>
-        <w:t>2 local storage structure – OLR, GPNP profile.</w:t>
-      </w:r>
-    </w:p>
-    <w:p>
-      <w:pPr>
-        <w:rPr>
-          <w:color w:val="FF0000"/>
-        </w:rPr>
-      </w:pPr>
-      <w:r>
-        <w:rPr>
-          <w:b/>
-          <w:bCs/>
-          <w:color w:val="FF0000"/>
-        </w:rPr>
-        <w:t>30. Who updates OCR and how/when it gets updated?</w:t>
-      </w:r>
-    </w:p>
-    <w:p>
-      <w:r>
-        <w:t xml:space="preserve">OCR is updated by </w:t>
-      </w:r>
-      <w:proofErr w:type="gramStart"/>
-      <w:r>
-        <w:t>clients</w:t>
-      </w:r>
-      <w:proofErr w:type="gramEnd"/>
-      <w:r>
-        <w:t xml:space="preserve"> application and utilities through </w:t>
-      </w:r>
-      <w:proofErr w:type="spellStart"/>
-      <w:r>
-        <w:t>CRSd</w:t>
-      </w:r>
-      <w:proofErr w:type="spellEnd"/>
-      <w:r>
-        <w:t xml:space="preserve"> process.</w:t>
-      </w:r>
-    </w:p>
-    <w:p>
-      <w:r>
-        <w:t xml:space="preserve">1.tools like </w:t>
-      </w:r>
-      <w:proofErr w:type="gramStart"/>
-      <w:r>
-        <w:t>DBCA,DBUA</w:t>
-      </w:r>
-      <w:proofErr w:type="gramEnd"/>
-      <w:r>
-        <w:t xml:space="preserve">,NETCA,ASMCA,CRSCTL,SRVCTL through </w:t>
-      </w:r>
-      <w:proofErr w:type="spellStart"/>
-      <w:r>
-        <w:t>CRsd</w:t>
-      </w:r>
-      <w:proofErr w:type="spellEnd"/>
-      <w:r>
-        <w:t xml:space="preserve"> process.</w:t>
-      </w:r>
-    </w:p>
-    <w:p>
-      <w:r>
-        <w:t xml:space="preserve">2. </w:t>
-      </w:r>
-      <w:proofErr w:type="spellStart"/>
-      <w:r>
-        <w:t>CSSd</w:t>
-      </w:r>
-      <w:proofErr w:type="spellEnd"/>
-      <w:r>
-        <w:t xml:space="preserve"> during cluster setup</w:t>
-      </w:r>
-    </w:p>
-    <w:p>
-      <w:r>
-        <w:t>3.CSS during node addition/deletion.</w:t>
-      </w:r>
-    </w:p>
-    <w:p>
-      <w:r>
-        <w:t xml:space="preserve">Each node maintains a copy of OCR in the memory. Only one </w:t>
-      </w:r>
-      <w:proofErr w:type="spellStart"/>
-      <w:r>
-        <w:t>CRSd</w:t>
-      </w:r>
-      <w:proofErr w:type="spellEnd"/>
-      <w:r>
-        <w:t>(master</w:t>
-      </w:r>
-      <w:proofErr w:type="gramStart"/>
-      <w:r>
-        <w:t>) ,</w:t>
-      </w:r>
-      <w:proofErr w:type="gramEnd"/>
-      <w:r>
-        <w:t xml:space="preserve"> performs read, write to the OCR file . Whenever some configuration is changed, </w:t>
-      </w:r>
-      <w:proofErr w:type="spellStart"/>
-      <w:r>
-        <w:t>CRSd</w:t>
-      </w:r>
-      <w:proofErr w:type="spellEnd"/>
-      <w:r>
-        <w:t xml:space="preserve"> process will refresh the local OCR cache and remote OCR cache and updates the OCR FILE in disk.</w:t>
-      </w:r>
-    </w:p>
-    <w:p>
-      <w:r>
-        <w:t xml:space="preserve">So whenever we try get cluster information using </w:t>
-      </w:r>
-      <w:proofErr w:type="spellStart"/>
-      <w:r>
-        <w:t>srvctl</w:t>
-      </w:r>
-      <w:proofErr w:type="spellEnd"/>
-      <w:r>
-        <w:t xml:space="preserve"> or </w:t>
-      </w:r>
-      <w:proofErr w:type="spellStart"/>
-      <w:proofErr w:type="gramStart"/>
-      <w:r>
-        <w:t>crsctl</w:t>
-      </w:r>
-      <w:proofErr w:type="spellEnd"/>
-      <w:r>
-        <w:t xml:space="preserve"> ,</w:t>
-      </w:r>
-      <w:proofErr w:type="gramEnd"/>
-      <w:r>
-        <w:t xml:space="preserve"> then it uses the local </w:t>
-      </w:r>
-      <w:proofErr w:type="spellStart"/>
-      <w:r>
-        <w:t>ocr</w:t>
-      </w:r>
-      <w:proofErr w:type="spellEnd"/>
-      <w:r>
-        <w:t xml:space="preserve"> for fetching the data . But when it </w:t>
-      </w:r>
-      <w:proofErr w:type="gramStart"/>
-      <w:r>
-        <w:t>modify ,</w:t>
-      </w:r>
-      <w:proofErr w:type="gramEnd"/>
-      <w:r>
-        <w:t xml:space="preserve"> then through </w:t>
-      </w:r>
-      <w:proofErr w:type="spellStart"/>
-      <w:r>
-        <w:t>CRSd</w:t>
-      </w:r>
-      <w:proofErr w:type="spellEnd"/>
-      <w:r>
-        <w:t xml:space="preserve"> process, it will updates the </w:t>
-      </w:r>
-      <w:proofErr w:type="spellStart"/>
-      <w:r>
-        <w:t>ocr</w:t>
-      </w:r>
-      <w:proofErr w:type="spellEnd"/>
-      <w:r>
-        <w:t xml:space="preserve"> physical file).</w:t>
-      </w:r>
-    </w:p>
-    <w:p>
-      <w:pPr>
-        <w:rPr>
-          <w:color w:val="FF0000"/>
-        </w:rPr>
-      </w:pPr>
-      <w:r>
-        <w:rPr>
-          <w:b/>
-          <w:bCs/>
-          <w:color w:val="FF0000"/>
-        </w:rPr>
-        <w:t>33. What is GPNP profile?</w:t>
-      </w:r>
-    </w:p>
-    <w:p>
-      <w:r>
-        <w:t xml:space="preserve">Grid plug and </w:t>
-      </w:r>
-      <w:proofErr w:type="gramStart"/>
-      <w:r>
-        <w:t>play(</w:t>
-      </w:r>
-      <w:proofErr w:type="gramEnd"/>
-      <w:r>
-        <w:t xml:space="preserve">GPNP) file is small xml file present at </w:t>
-      </w:r>
-      <w:proofErr w:type="spellStart"/>
-      <w:r>
-        <w:t>os</w:t>
-      </w:r>
-      <w:proofErr w:type="spellEnd"/>
-      <w:r>
-        <w:t xml:space="preserve"> local file system . Each node </w:t>
-      </w:r>
-      <w:r>
-        <w:t>has</w:t>
-      </w:r>
-      <w:r>
-        <w:t xml:space="preserve"> their owner GPNP file.</w:t>
-      </w:r>
-    </w:p>
-    <w:p>
-      <w:r>
-        <w:t>GPNP file is managed by GPNP daemon.</w:t>
-      </w:r>
-    </w:p>
-    <w:p>
-      <w:r>
-        <w:t xml:space="preserve">It stores information like asm </w:t>
-      </w:r>
-      <w:r>
-        <w:t xml:space="preserve">disk </w:t>
-      </w:r>
-      <w:proofErr w:type="gramStart"/>
-      <w:r>
-        <w:t>string</w:t>
-      </w:r>
-      <w:r>
-        <w:t xml:space="preserve"> ,</w:t>
-      </w:r>
-      <w:proofErr w:type="gramEnd"/>
-      <w:r>
-        <w:t xml:space="preserve"> asm </w:t>
-      </w:r>
-      <w:proofErr w:type="spellStart"/>
-      <w:r>
-        <w:t>spfile</w:t>
-      </w:r>
-      <w:proofErr w:type="spellEnd"/>
-      <w:r>
-        <w:t xml:space="preserve"> which are required to start the cluster.</w:t>
-      </w:r>
-    </w:p>
-    <w:p>
-      <w:r>
-        <w:t>– </w:t>
-      </w:r>
-      <w:r>
-        <w:rPr>
-          <w:b/>
-          <w:bCs/>
-        </w:rPr>
-        <w:t>Storage to be used for CSS</w:t>
-      </w:r>
-    </w:p>
-    <w:p>
-      <w:r>
-        <w:t>– </w:t>
-      </w:r>
-      <w:r>
-        <w:rPr>
-          <w:b/>
-          <w:bCs/>
-        </w:rPr>
-        <w:t xml:space="preserve">Storage to be used for </w:t>
-      </w:r>
-      <w:proofErr w:type="gramStart"/>
-      <w:r>
-        <w:rPr>
-          <w:b/>
-          <w:bCs/>
-        </w:rPr>
-        <w:t>ASM :</w:t>
-      </w:r>
-      <w:proofErr w:type="gramEnd"/>
-      <w:r>
-        <w:rPr>
-          <w:b/>
-          <w:bCs/>
-        </w:rPr>
-        <w:t xml:space="preserve"> SPFILE </w:t>
-      </w:r>
-      <w:proofErr w:type="spellStart"/>
-      <w:r>
-        <w:rPr>
-          <w:b/>
-          <w:bCs/>
-        </w:rPr>
-        <w:t>location,ASM</w:t>
-      </w:r>
-      <w:proofErr w:type="spellEnd"/>
-      <w:r>
-        <w:rPr>
-          <w:b/>
-          <w:bCs/>
-        </w:rPr>
-        <w:t xml:space="preserve"> </w:t>
-      </w:r>
-      <w:proofErr w:type="spellStart"/>
-      <w:r>
-        <w:rPr>
-          <w:b/>
-          <w:bCs/>
-        </w:rPr>
-        <w:t>DiskString</w:t>
-      </w:r>
-      <w:proofErr w:type="spellEnd"/>
-      <w:r>
-        <w:rPr>
-          <w:b/>
-          <w:bCs/>
-        </w:rPr>
-        <w:t>  </w:t>
-      </w:r>
-    </w:p>
-    <w:p>
-      <w:r>
-        <w:t>– public private network details.</w:t>
-      </w:r>
-    </w:p>
-    <w:p>
-      <w:r>
-        <w:lastRenderedPageBreak/>
-        <w:t xml:space="preserve">When </w:t>
-      </w:r>
-      <w:proofErr w:type="spellStart"/>
-      <w:r>
-        <w:t>clusteware</w:t>
-      </w:r>
-      <w:proofErr w:type="spellEnd"/>
-      <w:r>
-        <w:t xml:space="preserve"> is started, It needs voting </w:t>
-      </w:r>
-      <w:proofErr w:type="gramStart"/>
-      <w:r>
-        <w:t>disk( which</w:t>
-      </w:r>
-      <w:proofErr w:type="gramEnd"/>
-      <w:r>
-        <w:t xml:space="preserve"> is inside ASM). So first it will check the </w:t>
-      </w:r>
-      <w:proofErr w:type="spellStart"/>
-      <w:r>
-        <w:t>gpnp</w:t>
-      </w:r>
-      <w:proofErr w:type="spellEnd"/>
-      <w:r>
-        <w:t xml:space="preserve"> profile to get the voting disk </w:t>
-      </w:r>
-      <w:proofErr w:type="gramStart"/>
-      <w:r>
-        <w:t xml:space="preserve">location( </w:t>
-      </w:r>
-      <w:proofErr w:type="spellStart"/>
-      <w:r>
-        <w:t>asm</w:t>
-      </w:r>
-      <w:proofErr w:type="gramEnd"/>
-      <w:r>
-        <w:t>_diskstring</w:t>
-      </w:r>
-      <w:proofErr w:type="spellEnd"/>
-      <w:r>
-        <w:t xml:space="preserve"> is defined inside </w:t>
-      </w:r>
-      <w:proofErr w:type="spellStart"/>
-      <w:r>
-        <w:t>gpnp</w:t>
-      </w:r>
-      <w:proofErr w:type="spellEnd"/>
-      <w:r>
-        <w:t xml:space="preserve"> profile) .As asm is not up at this point, asm voting disk file will read using </w:t>
-      </w:r>
-      <w:proofErr w:type="spellStart"/>
-      <w:r>
-        <w:t>kfed</w:t>
-      </w:r>
-      <w:proofErr w:type="spellEnd"/>
-      <w:r>
-        <w:t xml:space="preserve"> read command. </w:t>
-      </w:r>
-      <w:proofErr w:type="gramStart"/>
-      <w:r>
-        <w:t>( We</w:t>
-      </w:r>
-      <w:proofErr w:type="gramEnd"/>
-      <w:r>
-        <w:t xml:space="preserve"> can run </w:t>
-      </w:r>
-      <w:proofErr w:type="spellStart"/>
-      <w:r>
-        <w:t>kfed</w:t>
-      </w:r>
-      <w:proofErr w:type="spellEnd"/>
-      <w:r>
-        <w:t>, even when asm instance is down).</w:t>
-      </w:r>
-    </w:p>
-    <w:p>
-      <w:pPr>
-        <w:rPr>
-          <w:color w:val="FF0000"/>
-        </w:rPr>
-      </w:pPr>
-      <w:r>
-        <w:rPr>
-          <w:b/>
-          <w:bCs/>
-          <w:color w:val="FF0000"/>
-        </w:rPr>
-        <w:t xml:space="preserve">34. What are the software stacks in oracle </w:t>
-      </w:r>
-      <w:proofErr w:type="spellStart"/>
-      <w:r>
-        <w:rPr>
-          <w:b/>
-          <w:bCs/>
-          <w:color w:val="FF0000"/>
-        </w:rPr>
-        <w:t>clusterware</w:t>
-      </w:r>
-      <w:proofErr w:type="spellEnd"/>
-      <w:r>
-        <w:rPr>
-          <w:b/>
-          <w:bCs/>
-          <w:color w:val="FF0000"/>
-        </w:rPr>
-        <w:t>?</w:t>
-      </w:r>
-    </w:p>
-    <w:p>
-      <w:r>
-        <w:t xml:space="preserve">From 11g onward, there are two stacks for </w:t>
-      </w:r>
-      <w:proofErr w:type="spellStart"/>
-      <w:r>
-        <w:t>clusterware</w:t>
-      </w:r>
-      <w:proofErr w:type="spellEnd"/>
-      <w:r>
-        <w:t xml:space="preserve"> is CRS.</w:t>
-      </w:r>
-    </w:p>
-    <w:p>
-      <w:pPr>
-        <w:numPr>
-          <w:ilvl w:val="0"/>
-          <w:numId w:val="10"/>
-        </w:numPr>
-        <w:rPr>
-          <w:highlight w:val="yellow"/>
-        </w:rPr>
-      </w:pPr>
-      <w:r>
-        <w:rPr>
-          <w:highlight w:val="yellow"/>
-        </w:rPr>
-        <w:t xml:space="preserve">lower stack is high availability cluster service stack </w:t>
-      </w:r>
-      <w:proofErr w:type="gramStart"/>
-      <w:r>
-        <w:rPr>
-          <w:highlight w:val="yellow"/>
-        </w:rPr>
-        <w:t>( managed</w:t>
-      </w:r>
-      <w:proofErr w:type="gramEnd"/>
-      <w:r>
-        <w:rPr>
-          <w:highlight w:val="yellow"/>
-        </w:rPr>
-        <w:t xml:space="preserve"> by </w:t>
-      </w:r>
-      <w:proofErr w:type="spellStart"/>
-      <w:r>
-        <w:rPr>
-          <w:highlight w:val="yellow"/>
-        </w:rPr>
-        <w:t>ohasd</w:t>
-      </w:r>
-      <w:proofErr w:type="spellEnd"/>
-      <w:r>
-        <w:rPr>
-          <w:highlight w:val="yellow"/>
-        </w:rPr>
-        <w:t xml:space="preserve"> daemon)</w:t>
-      </w:r>
-    </w:p>
-    <w:p>
-      <w:pPr>
-        <w:numPr>
-          <w:ilvl w:val="0"/>
-          <w:numId w:val="10"/>
-        </w:numPr>
-        <w:rPr>
-          <w:highlight w:val="yellow"/>
-        </w:rPr>
-      </w:pPr>
-      <w:r>
-        <w:rPr>
-          <w:highlight w:val="yellow"/>
-        </w:rPr>
-        <w:t xml:space="preserve">upper stack is CRSD stack </w:t>
-      </w:r>
-      <w:proofErr w:type="gramStart"/>
-      <w:r>
-        <w:rPr>
-          <w:highlight w:val="yellow"/>
-        </w:rPr>
-        <w:t>( managed</w:t>
-      </w:r>
-      <w:proofErr w:type="gramEnd"/>
-      <w:r>
-        <w:rPr>
-          <w:highlight w:val="yellow"/>
-        </w:rPr>
-        <w:t xml:space="preserve"> by </w:t>
-      </w:r>
-      <w:proofErr w:type="spellStart"/>
-      <w:r>
-        <w:rPr>
-          <w:highlight w:val="yellow"/>
-        </w:rPr>
-        <w:t>CRSd</w:t>
-      </w:r>
-      <w:proofErr w:type="spellEnd"/>
-      <w:r>
-        <w:rPr>
-          <w:highlight w:val="yellow"/>
-        </w:rPr>
-        <w:t xml:space="preserve"> daemon)</w:t>
-      </w:r>
-    </w:p>
-    <w:p>
-      <w:pPr>
-        <w:rPr>
-          <w:color w:val="FF0000"/>
-        </w:rPr>
-      </w:pPr>
-      <w:r>
-        <w:rPr>
-          <w:b/>
-          <w:bCs/>
-          <w:color w:val="FF0000"/>
-        </w:rPr>
-        <w:t xml:space="preserve">36. ASM </w:t>
-      </w:r>
-      <w:proofErr w:type="spellStart"/>
-      <w:r>
-        <w:rPr>
-          <w:b/>
-          <w:bCs/>
-          <w:color w:val="FF0000"/>
-        </w:rPr>
-        <w:t>spfile</w:t>
-      </w:r>
-      <w:proofErr w:type="spellEnd"/>
-      <w:r>
-        <w:rPr>
-          <w:b/>
-          <w:bCs/>
-          <w:color w:val="FF0000"/>
-        </w:rPr>
-        <w:t xml:space="preserve"> is stored inside ASM </w:t>
-      </w:r>
-      <w:proofErr w:type="spellStart"/>
-      <w:r>
-        <w:rPr>
-          <w:b/>
-          <w:bCs/>
-          <w:color w:val="FF0000"/>
-        </w:rPr>
-        <w:t>diskgroup</w:t>
-      </w:r>
-      <w:proofErr w:type="spellEnd"/>
-      <w:r>
-        <w:rPr>
-          <w:b/>
-          <w:bCs/>
-          <w:color w:val="FF0000"/>
-        </w:rPr>
-        <w:t xml:space="preserve">, </w:t>
-      </w:r>
-      <w:proofErr w:type="gramStart"/>
-      <w:r>
-        <w:rPr>
-          <w:b/>
-          <w:bCs/>
-          <w:color w:val="FF0000"/>
-        </w:rPr>
-        <w:t>So</w:t>
-      </w:r>
-      <w:proofErr w:type="gramEnd"/>
-      <w:r>
-        <w:rPr>
-          <w:b/>
-          <w:bCs/>
-          <w:color w:val="FF0000"/>
-        </w:rPr>
-        <w:t xml:space="preserve"> how cluster</w:t>
-      </w:r>
-      <w:r>
-        <w:rPr>
-          <w:b/>
-          <w:bCs/>
-          <w:color w:val="FF0000"/>
-        </w:rPr>
-        <w:t xml:space="preserve"> </w:t>
-      </w:r>
-      <w:r>
-        <w:rPr>
-          <w:b/>
-          <w:bCs/>
-          <w:color w:val="FF0000"/>
-        </w:rPr>
-        <w:t xml:space="preserve">ware starts the ASM </w:t>
-      </w:r>
-      <w:r>
-        <w:rPr>
-          <w:b/>
-          <w:bCs/>
-          <w:color w:val="FF0000"/>
-        </w:rPr>
-        <w:t>instance (as</w:t>
-      </w:r>
-      <w:r>
-        <w:rPr>
-          <w:b/>
-          <w:bCs/>
-          <w:color w:val="FF0000"/>
-        </w:rPr>
-        <w:t xml:space="preserve"> asm instance needs asm file startup)?</w:t>
-      </w:r>
-    </w:p>
-    <w:p>
-      <w:pPr>
-        <w:spacing w:after="0"/>
-      </w:pPr>
-      <w:r>
-        <w:t>So here is the sequence of cluster startup.</w:t>
-      </w:r>
-    </w:p>
-    <w:p>
-      <w:pPr>
-        <w:pStyle w:val="ListParagraph"/>
-        <w:numPr>
-          <w:ilvl w:val="0"/>
-          <w:numId w:val="28"/>
-        </w:numPr>
-        <w:spacing w:after="0"/>
-      </w:pPr>
-      <w:proofErr w:type="spellStart"/>
-      <w:r>
-        <w:t>ohasd</w:t>
-      </w:r>
-      <w:proofErr w:type="spellEnd"/>
-      <w:r>
-        <w:t xml:space="preserve"> is started by </w:t>
-      </w:r>
-      <w:proofErr w:type="spellStart"/>
-      <w:proofErr w:type="gramStart"/>
-      <w:r>
-        <w:t>init.ohasd</w:t>
-      </w:r>
-      <w:proofErr w:type="spellEnd"/>
-      <w:proofErr w:type="gramEnd"/>
-    </w:p>
-    <w:p>
-      <w:pPr>
-        <w:pStyle w:val="ListParagraph"/>
-        <w:numPr>
-          <w:ilvl w:val="0"/>
-          <w:numId w:val="28"/>
-        </w:numPr>
-        <w:spacing w:after="0"/>
-      </w:pPr>
-      <w:proofErr w:type="spellStart"/>
-      <w:r>
-        <w:t>ohasd</w:t>
-      </w:r>
-      <w:proofErr w:type="spellEnd"/>
-      <w:r>
-        <w:t xml:space="preserve"> accesses OLR </w:t>
-      </w:r>
-      <w:proofErr w:type="gramStart"/>
-      <w:r>
-        <w:t>file(</w:t>
-      </w:r>
-      <w:proofErr w:type="gramEnd"/>
-      <w:r>
-        <w:t xml:space="preserve">stored in local file system) to initialize </w:t>
-      </w:r>
-      <w:proofErr w:type="spellStart"/>
-      <w:r>
-        <w:t>ohasd</w:t>
-      </w:r>
-      <w:proofErr w:type="spellEnd"/>
-      <w:r>
-        <w:t xml:space="preserve"> process.</w:t>
-      </w:r>
-    </w:p>
-    <w:p>
-      <w:pPr>
-        <w:pStyle w:val="ListParagraph"/>
-        <w:numPr>
-          <w:ilvl w:val="0"/>
-          <w:numId w:val="28"/>
-        </w:numPr>
-        <w:spacing w:after="0"/>
-      </w:pPr>
-      <w:proofErr w:type="spellStart"/>
-      <w:r>
-        <w:t>ohasd</w:t>
-      </w:r>
-      <w:proofErr w:type="spellEnd"/>
-      <w:r>
-        <w:t xml:space="preserve"> starts </w:t>
-      </w:r>
-      <w:proofErr w:type="spellStart"/>
-      <w:r>
-        <w:t>gpnpd</w:t>
-      </w:r>
-      <w:proofErr w:type="spellEnd"/>
-      <w:r>
-        <w:t xml:space="preserve"> and </w:t>
-      </w:r>
-      <w:proofErr w:type="spellStart"/>
-      <w:r>
-        <w:t>cssd</w:t>
-      </w:r>
-      <w:proofErr w:type="spellEnd"/>
-      <w:r>
-        <w:t>.</w:t>
-      </w:r>
-    </w:p>
-    <w:p>
-      <w:pPr>
-        <w:pStyle w:val="ListParagraph"/>
-        <w:numPr>
-          <w:ilvl w:val="0"/>
-          <w:numId w:val="28"/>
-        </w:numPr>
-        <w:spacing w:after="0"/>
-      </w:pPr>
-      <w:proofErr w:type="spellStart"/>
-      <w:r>
-        <w:t>cssd</w:t>
-      </w:r>
-      <w:proofErr w:type="spellEnd"/>
-      <w:r>
-        <w:t xml:space="preserve"> process reads </w:t>
-      </w:r>
-      <w:proofErr w:type="spellStart"/>
-      <w:r>
-        <w:t>gpnp</w:t>
-      </w:r>
-      <w:proofErr w:type="spellEnd"/>
-      <w:r>
-        <w:t xml:space="preserve"> profile to get information like </w:t>
-      </w:r>
-      <w:proofErr w:type="spellStart"/>
-      <w:r>
-        <w:t>asm_diskstring</w:t>
-      </w:r>
-      <w:proofErr w:type="spellEnd"/>
-      <w:r>
-        <w:t xml:space="preserve">, asm </w:t>
-      </w:r>
-      <w:proofErr w:type="spellStart"/>
-      <w:r>
-        <w:t>spfile</w:t>
-      </w:r>
-      <w:proofErr w:type="spellEnd"/>
-      <w:proofErr w:type="gramStart"/>
-      <w:r>
-        <w:t xml:space="preserve"> ..</w:t>
-      </w:r>
-      <w:proofErr w:type="gramEnd"/>
-    </w:p>
-    <w:p>
-      <w:pPr>
-        <w:pStyle w:val="ListParagraph"/>
-        <w:numPr>
-          <w:ilvl w:val="0"/>
-          <w:numId w:val="28"/>
-        </w:numPr>
-        <w:spacing w:after="0"/>
-      </w:pPr>
-      <w:proofErr w:type="spellStart"/>
-      <w:r>
-        <w:t>cssd</w:t>
-      </w:r>
-      <w:proofErr w:type="spellEnd"/>
-      <w:r>
-        <w:t xml:space="preserve"> scans all the asm disk headers and find the voting disk location and read using </w:t>
-      </w:r>
-      <w:proofErr w:type="spellStart"/>
-      <w:r>
-        <w:t>kfed</w:t>
-      </w:r>
-      <w:proofErr w:type="spellEnd"/>
-      <w:r>
-        <w:t xml:space="preserve"> command and it joins the cluster.</w:t>
-      </w:r>
-    </w:p>
-    <w:p>
-      <w:pPr>
-        <w:pStyle w:val="ListParagraph"/>
-        <w:numPr>
-          <w:ilvl w:val="0"/>
-          <w:numId w:val="28"/>
-        </w:numPr>
-        <w:spacing w:after="0"/>
-      </w:pPr>
-      <w:r>
-        <w:t xml:space="preserve">To read the </w:t>
-      </w:r>
-      <w:proofErr w:type="spellStart"/>
-      <w:r>
-        <w:t>spfile</w:t>
-      </w:r>
-      <w:proofErr w:type="spellEnd"/>
-      <w:r>
-        <w:t xml:space="preserve">, </w:t>
-      </w:r>
-      <w:proofErr w:type="gramStart"/>
-      <w:r>
-        <w:t>It</w:t>
-      </w:r>
-      <w:proofErr w:type="gramEnd"/>
-      <w:r>
-        <w:t xml:space="preserve"> is not necessary to open the disk.  All information necessary for this stored in the asm disk header. OHASD reads the header of asm disk containing </w:t>
-      </w:r>
-      <w:proofErr w:type="spellStart"/>
-      <w:proofErr w:type="gramStart"/>
-      <w:r>
-        <w:t>spfile</w:t>
-      </w:r>
-      <w:proofErr w:type="spellEnd"/>
-      <w:r>
-        <w:t>( this</w:t>
-      </w:r>
-      <w:proofErr w:type="gramEnd"/>
-      <w:r>
-        <w:t xml:space="preserve"> </w:t>
-      </w:r>
-      <w:proofErr w:type="spellStart"/>
-      <w:r>
-        <w:t>spfile</w:t>
-      </w:r>
-      <w:proofErr w:type="spellEnd"/>
-      <w:r>
-        <w:t xml:space="preserve"> location is retrieved from </w:t>
-      </w:r>
-      <w:proofErr w:type="spellStart"/>
-      <w:r>
-        <w:t>gpnp</w:t>
-      </w:r>
-      <w:proofErr w:type="spellEnd"/>
-      <w:r>
-        <w:t xml:space="preserve"> profile). and contents of the </w:t>
-      </w:r>
-      <w:proofErr w:type="spellStart"/>
-      <w:r>
-        <w:t>spfile</w:t>
-      </w:r>
-      <w:proofErr w:type="spellEnd"/>
-      <w:r>
-        <w:t xml:space="preserve"> are read using </w:t>
-      </w:r>
-      <w:proofErr w:type="spellStart"/>
-      <w:r>
-        <w:t>kfed</w:t>
-      </w:r>
-      <w:proofErr w:type="spellEnd"/>
-      <w:r>
-        <w:t xml:space="preserve"> command. Using this asm </w:t>
-      </w:r>
-      <w:proofErr w:type="spellStart"/>
-      <w:r>
-        <w:t>spfile</w:t>
-      </w:r>
-      <w:proofErr w:type="spellEnd"/>
-      <w:r>
-        <w:t>, ASM instance is started.</w:t>
-      </w:r>
-    </w:p>
-    <w:p>
-      <w:pPr>
-        <w:pStyle w:val="ListParagraph"/>
-        <w:numPr>
-          <w:ilvl w:val="0"/>
-          <w:numId w:val="28"/>
-        </w:numPr>
-        <w:spacing w:after="0"/>
-      </w:pPr>
-      <w:r>
-        <w:t xml:space="preserve">Now asm instance is up, OCR can be accessed, as it is inside ASM </w:t>
-      </w:r>
-      <w:proofErr w:type="spellStart"/>
-      <w:r>
-        <w:t>diskgroup</w:t>
-      </w:r>
-      <w:proofErr w:type="spellEnd"/>
-      <w:r>
-        <w:t>. So OHASD will star the CRSD.</w:t>
-      </w:r>
-    </w:p>
-    <w:p>
-      <w:pPr>
-        <w:pStyle w:val="ListParagraph"/>
-        <w:numPr>
-          <w:ilvl w:val="0"/>
-          <w:numId w:val="28"/>
-        </w:numPr>
-        <w:spacing w:after="0"/>
-      </w:pPr>
-      <w:r>
-        <w:t xml:space="preserve">So below are the 5 important files it </w:t>
-      </w:r>
-      <w:proofErr w:type="gramStart"/>
-      <w:r>
-        <w:t>access</w:t>
-      </w:r>
-      <w:proofErr w:type="gramEnd"/>
-      <w:r>
-        <w:t>.</w:t>
-      </w:r>
-    </w:p>
-    <w:p>
-      <w:pPr>
-        <w:spacing w:after="0"/>
-      </w:pPr>
-      <w:r>
-        <w:t>FILE 1 : OLR ( ORACLE LOCAL REGISTRY )   ——————————-&gt; OHASD Process</w:t>
-      </w:r>
-      <w:r>
-        <w:br/>
-        <w:t>FILE 2 :GPNP PROFILE ( GRID PLUG AND PLAY ) ————————&gt; GPNPD process</w:t>
-      </w:r>
-      <w:r>
-        <w:br/>
-        <w:t>FILE 3 : VOTING DISK —————————————————————-&gt; CSSD Process</w:t>
-      </w:r>
-      <w:r>
-        <w:br/>
-        <w:t>FILE 4 : ASM SPFILE ——————————————————————&gt; OHASD Process</w:t>
-      </w:r>
-      <w:r>
-        <w:br/>
-        <w:t>FILE 5 : OCR ( ORACLE CLUSTER REGISTRY ) ——————————&gt; CRSD Process</w:t>
-      </w:r>
-    </w:p>
-    <w:p>
-      <w:pPr>
-        <w:spacing w:after="0"/>
-      </w:pPr>
-    </w:p>
-    <w:p>
-      <w:pPr>
-        <w:spacing w:after="0"/>
-      </w:pPr>
-    </w:p>
-    <w:p>
-      <w:pPr>
-        <w:rPr>
-          <w:color w:val="FF0000"/>
-        </w:rPr>
-      </w:pPr>
-      <w:r>
-        <w:rPr>
-          <w:b/>
-          <w:bCs/>
-          <w:color w:val="FF0000"/>
-        </w:rPr>
-        <w:t>39. What is dynamic remastering?</w:t>
-      </w:r>
-    </w:p>
-    <w:p>
-      <w:r>
-        <w:t xml:space="preserve">Mastering of a block means, master instance will keep track of the state of </w:t>
-      </w:r>
-      <w:proofErr w:type="gramStart"/>
-      <w:r>
-        <w:t>blocks  until</w:t>
-      </w:r>
-      <w:proofErr w:type="gramEnd"/>
-      <w:r>
-        <w:t xml:space="preserve"> the remastering happens due of few of the scenarios like instance crash etc.</w:t>
-      </w:r>
-    </w:p>
-    <w:p>
-      <w:r>
-        <w:t xml:space="preserve">GRD stores useful </w:t>
-      </w:r>
-      <w:proofErr w:type="spellStart"/>
-      <w:r>
-        <w:t>infor</w:t>
-      </w:r>
-      <w:proofErr w:type="spellEnd"/>
-      <w:r>
-        <w:t xml:space="preserve"> like data block address, block status, lock information, </w:t>
-      </w:r>
-      <w:proofErr w:type="spellStart"/>
-      <w:r>
-        <w:t>scn</w:t>
-      </w:r>
-      <w:proofErr w:type="spellEnd"/>
-      <w:r>
-        <w:t xml:space="preserve">, past image etc. Each instance </w:t>
-      </w:r>
-      <w:proofErr w:type="gramStart"/>
-      <w:r>
-        <w:t>have</w:t>
-      </w:r>
-      <w:proofErr w:type="gramEnd"/>
-      <w:r>
-        <w:t xml:space="preserve"> some of the GRD data in their SGA. </w:t>
-      </w:r>
-      <w:proofErr w:type="spellStart"/>
-      <w:r>
-        <w:t>i.e</w:t>
-      </w:r>
-      <w:proofErr w:type="spellEnd"/>
-      <w:r>
-        <w:t xml:space="preserve"> any instance which is master of the block or </w:t>
-      </w:r>
-      <w:proofErr w:type="gramStart"/>
-      <w:r>
-        <w:t>resource ,</w:t>
-      </w:r>
-      <w:proofErr w:type="gramEnd"/>
-      <w:r>
-        <w:t xml:space="preserve"> will maintain the GRD of that resource in their SGA.</w:t>
-      </w:r>
-    </w:p>
-    <w:p>
-      <w:r>
-        <w:t>Mastering of a resource is decided based on the demand. If a particular resource is mostly accessed from node 1, then node1 will become the master of that resource. And if after some time if node 2 is heavily accessing the same resource, then all the resource information will be moved the node2 GRD.</w:t>
-      </w:r>
-    </w:p>
-    <w:p>
-      <w:r>
-        <w:t>LMON, LMD, LMS are responsible for dynamic remastering.</w:t>
-      </w:r>
-    </w:p>
-    <w:p>
-      <w:r>
-        <w:t>Remastering can happen due to below scenarios.</w:t>
-      </w:r>
-    </w:p>
-    <w:p>
-      <w:pPr>
-        <w:numPr>
-          <w:ilvl w:val="0"/>
-          <w:numId w:val="18"/>
-        </w:numPr>
-      </w:pPr>
-      <w:r>
-        <w:t xml:space="preserve">Resource affinity – &gt; GCS keeps tracks of the number of </w:t>
-      </w:r>
-      <w:proofErr w:type="gramStart"/>
-      <w:r>
-        <w:t>GCS  request</w:t>
-      </w:r>
-      <w:proofErr w:type="gramEnd"/>
-      <w:r>
-        <w:t xml:space="preserve"> per instance and per objects . If one instance is heavily accessing the object blocks, compare to other nodes, </w:t>
-      </w:r>
-      <w:proofErr w:type="gramStart"/>
-      <w:r>
-        <w:t>Then</w:t>
-      </w:r>
-      <w:proofErr w:type="gramEnd"/>
-      <w:r>
-        <w:t xml:space="preserve"> </w:t>
-      </w:r>
-      <w:proofErr w:type="spellStart"/>
-      <w:r>
-        <w:t>gcs</w:t>
-      </w:r>
-      <w:proofErr w:type="spellEnd"/>
-      <w:r>
-        <w:t xml:space="preserve"> can take decision to migration all the object resource to the heavily accessed instance.</w:t>
-      </w:r>
-    </w:p>
-    <w:p>
-      <w:pPr>
-        <w:numPr>
-          <w:ilvl w:val="0"/>
-          <w:numId w:val="18"/>
-        </w:numPr>
-      </w:pPr>
-      <w:r>
-        <w:t xml:space="preserve">Manually remastering – &gt; We can manually remaster </w:t>
-      </w:r>
-      <w:proofErr w:type="spellStart"/>
-      <w:proofErr w:type="gramStart"/>
-      <w:r>
-        <w:t>a</w:t>
-      </w:r>
-      <w:proofErr w:type="spellEnd"/>
-      <w:proofErr w:type="gramEnd"/>
-      <w:r>
-        <w:t xml:space="preserve"> object</w:t>
-      </w:r>
-    </w:p>
-    <w:p>
-      <w:pPr>
-        <w:numPr>
-          <w:ilvl w:val="0"/>
-          <w:numId w:val="18"/>
-        </w:numPr>
-      </w:pPr>
-      <w:r>
-        <w:lastRenderedPageBreak/>
-        <w:t xml:space="preserve">Instance crash – &gt; If instance is crashed, the </w:t>
-      </w:r>
-      <w:proofErr w:type="spellStart"/>
-      <w:r>
-        <w:t>the</w:t>
-      </w:r>
-      <w:proofErr w:type="spellEnd"/>
-      <w:r>
-        <w:t xml:space="preserve"> its GRD data will be remastering to the existing instances in cluster.</w:t>
-      </w:r>
-    </w:p>
-    <w:p>
-      <w:pPr>
-        <w:rPr>
-          <w:color w:val="FF0000"/>
-        </w:rPr>
-      </w:pPr>
-      <w:bookmarkStart w:id="0" w:name="_Hlk178504588"/>
-      <w:r>
-        <w:rPr>
-          <w:b/>
-          <w:bCs/>
-          <w:color w:val="FF0000"/>
-        </w:rPr>
-        <w:t>40. How instance recovery happens in oracle RAC?</w:t>
-      </w:r>
-    </w:p>
-    <w:p>
-      <w:r>
-        <w:t xml:space="preserve">When any one of the </w:t>
-      </w:r>
-      <w:proofErr w:type="gramStart"/>
-      <w:r>
-        <w:t>instance</w:t>
-      </w:r>
-      <w:proofErr w:type="gramEnd"/>
-      <w:r>
-        <w:t xml:space="preserve"> is crashed in RAC, then this node failure is detected by the surviving instances. Now the GRD </w:t>
-      </w:r>
-      <w:proofErr w:type="spellStart"/>
-      <w:r>
-        <w:t>resouces</w:t>
-      </w:r>
-      <w:proofErr w:type="spellEnd"/>
-      <w:r>
-        <w:t xml:space="preserve"> will be distributed across the existing instances. The instance which first detects the crash, will the start the online redo log thread of the crashed instance.  The SMON of that instance, will read the redo to do </w:t>
-      </w:r>
-      <w:proofErr w:type="spellStart"/>
-      <w:r>
-        <w:t>rollforward</w:t>
-      </w:r>
-      <w:proofErr w:type="spellEnd"/>
-      <w:r>
-        <w:t xml:space="preserve"> </w:t>
-      </w:r>
-      <w:proofErr w:type="gramStart"/>
-      <w:r>
-        <w:t xml:space="preserve">( </w:t>
-      </w:r>
-      <w:proofErr w:type="spellStart"/>
-      <w:r>
-        <w:t>i.e</w:t>
-      </w:r>
-      <w:proofErr w:type="spellEnd"/>
-      <w:proofErr w:type="gramEnd"/>
-      <w:r>
-        <w:t xml:space="preserve"> to apply both committed and </w:t>
-      </w:r>
-      <w:proofErr w:type="spellStart"/>
-      <w:r>
-        <w:t>noncommited</w:t>
-      </w:r>
-      <w:proofErr w:type="spellEnd"/>
-      <w:r>
-        <w:t xml:space="preserve"> data). Once </w:t>
-      </w:r>
-      <w:proofErr w:type="spellStart"/>
-      <w:r>
-        <w:t>rollforward</w:t>
-      </w:r>
-      <w:proofErr w:type="spellEnd"/>
-      <w:r>
-        <w:t xml:space="preserve"> is done, it will </w:t>
-      </w:r>
-      <w:proofErr w:type="spellStart"/>
-      <w:r>
-        <w:t>rollback</w:t>
-      </w:r>
-      <w:proofErr w:type="spellEnd"/>
-      <w:r>
-        <w:t xml:space="preserve"> the </w:t>
-      </w:r>
-      <w:proofErr w:type="spellStart"/>
-      <w:r>
-        <w:t>uncommited</w:t>
-      </w:r>
-      <w:proofErr w:type="spellEnd"/>
-      <w:r>
-        <w:t xml:space="preserve"> transactions using UNDO tablespace of the failed instance.</w:t>
-      </w:r>
-    </w:p>
-    <w:p>
-      <w:r>
-        <w:rPr>
-          <w:b/>
-          <w:bCs/>
-          <w:u w:val="single"/>
-        </w:rPr>
-        <w:t>Sequence</w:t>
-      </w:r>
-    </w:p>
-    <w:p>
-      <w:pPr>
-        <w:numPr>
-          <w:ilvl w:val="0"/>
-          <w:numId w:val="19"/>
-        </w:numPr>
-        <w:spacing w:after="0"/>
-      </w:pPr>
-      <w:r>
-        <w:t>Normal RAC operation, all nodes are available.</w:t>
-      </w:r>
-    </w:p>
-    <w:p>
-      <w:pPr>
-        <w:numPr>
-          <w:ilvl w:val="0"/>
-          <w:numId w:val="19"/>
-        </w:numPr>
-        <w:spacing w:after="0"/>
-      </w:pPr>
-      <w:r>
-        <w:t>One or more RAC instances fail.</w:t>
-      </w:r>
-    </w:p>
-    <w:p>
-      <w:pPr>
-        <w:numPr>
-          <w:ilvl w:val="0"/>
-          <w:numId w:val="19"/>
-        </w:numPr>
-        <w:spacing w:after="0"/>
-      </w:pPr>
-      <w:r>
-        <w:t>Node failure is detected.</w:t>
-      </w:r>
-    </w:p>
-    <w:p>
-      <w:pPr>
-        <w:numPr>
-          <w:ilvl w:val="0"/>
-          <w:numId w:val="19"/>
-        </w:numPr>
-        <w:spacing w:after="0"/>
-      </w:pPr>
-      <w:r>
-        <w:t>Global Cache Service (GCS) reconfigures to distribute resource management to the surviving instances.</w:t>
-      </w:r>
-    </w:p>
-    <w:p>
-      <w:pPr>
-        <w:numPr>
-          <w:ilvl w:val="0"/>
-          <w:numId w:val="19"/>
-        </w:numPr>
-        <w:spacing w:after="0"/>
-      </w:pPr>
-      <w:r>
-        <w:t>The SMON process in the instance that first discovers the failed instance(s) reads the failed instance(s) redo logs to determine which blocks have to be recovered.</w:t>
-      </w:r>
-    </w:p>
-    <w:p>
-      <w:pPr>
-        <w:numPr>
-          <w:ilvl w:val="0"/>
-          <w:numId w:val="19"/>
-        </w:numPr>
-        <w:spacing w:after="0"/>
-      </w:pPr>
-      <w:r>
-        <w:t>SMON issues requests for all of the blocks it needs to recover.  Once all blocks are made available to the SMON process doing the recovery, all other database blocks are available for normal processing.</w:t>
-      </w:r>
-    </w:p>
-    <w:p>
-      <w:pPr>
-        <w:numPr>
-          <w:ilvl w:val="0"/>
-          <w:numId w:val="19"/>
-        </w:numPr>
-        <w:spacing w:after="0"/>
-      </w:pPr>
-      <w:r>
-        <w:t>Oracle performs roll forward recovery against the blocks, applying all redo log recorded transactions.</w:t>
-      </w:r>
-    </w:p>
-    <w:p>
-      <w:pPr>
-        <w:numPr>
-          <w:ilvl w:val="0"/>
-          <w:numId w:val="19"/>
-        </w:numPr>
-        <w:spacing w:after="0"/>
-      </w:pPr>
-      <w:r>
-        <w:t>Once redo transactions are applied, all undo records are applied, which eliminates non-committed transactions.</w:t>
-      </w:r>
-    </w:p>
-    <w:p>
-      <w:pPr>
-        <w:numPr>
-          <w:ilvl w:val="0"/>
-          <w:numId w:val="19"/>
-        </w:numPr>
-        <w:spacing w:after="0"/>
-      </w:pPr>
-      <w:r>
-        <w:t>Database is now fully available to surviving nodes.</w:t>
-      </w:r>
-    </w:p>
-    <w:bookmarkEnd w:id="0"/>
-    <w:p>
-      <w:r>
-        <w:t> </w:t>
       </w:r>
     </w:p>
     <w:p>
@@ -3367,6 +1622,1032 @@
           <w:bCs/>
           <w:color w:val="FF0000"/>
         </w:rPr>
+        <w:t xml:space="preserve">21. Explain different ways to find master node in oracle </w:t>
+      </w:r>
+      <w:proofErr w:type="spellStart"/>
+      <w:r>
+        <w:rPr>
+          <w:b/>
+          <w:bCs/>
+          <w:color w:val="FF0000"/>
+        </w:rPr>
+        <w:t>rac</w:t>
+      </w:r>
+      <w:proofErr w:type="spellEnd"/>
+      <w:r>
+        <w:rPr>
+          <w:b/>
+          <w:bCs/>
+          <w:color w:val="FF0000"/>
+        </w:rPr>
+        <w:t>?</w:t>
+      </w:r>
+    </w:p>
+    <w:p>
+      <w:pPr>
+        <w:tabs>
+          <w:tab w:val="num" w:pos="720"/>
+        </w:tabs>
+      </w:pPr>
+      <w:r>
+        <w:t xml:space="preserve"> Grep </w:t>
+      </w:r>
+      <w:proofErr w:type="spellStart"/>
+      <w:r>
+        <w:t>occsd</w:t>
+      </w:r>
+      <w:proofErr w:type="spellEnd"/>
+      <w:r>
+        <w:t xml:space="preserve"> Log file. [oracle @ tadrac1]: /u1/app</w:t>
+      </w:r>
+      <w:proofErr w:type="gramStart"/>
+      <w:r>
+        <w:t>/..</w:t>
+      </w:r>
+      <w:proofErr w:type="gramEnd"/>
+      <w:r>
+        <w:t>/</w:t>
+      </w:r>
+      <w:proofErr w:type="spellStart"/>
+      <w:r>
+        <w:t>cssd</w:t>
+      </w:r>
+      <w:proofErr w:type="spellEnd"/>
+      <w:r>
+        <w:t xml:space="preserve"> &gt;grep -</w:t>
+      </w:r>
+      <w:proofErr w:type="spellStart"/>
+      <w:r>
+        <w:t>i</w:t>
+      </w:r>
+      <w:proofErr w:type="spellEnd"/>
+      <w:r>
+        <w:t xml:space="preserve"> “master node” ocssd.log | tail -1. …</w:t>
+      </w:r>
+    </w:p>
+    <w:p>
+      <w:pPr>
+        <w:numPr>
+          <w:ilvl w:val="0"/>
+          <w:numId w:val="9"/>
+        </w:numPr>
+      </w:pPr>
+      <w:r>
+        <w:t xml:space="preserve">Grep </w:t>
+      </w:r>
+      <w:proofErr w:type="spellStart"/>
+      <w:r>
+        <w:t>crsd</w:t>
+      </w:r>
+      <w:proofErr w:type="spellEnd"/>
+      <w:r>
+        <w:t xml:space="preserve"> log file. [oracle @ tadrac1]: /u1/app</w:t>
+      </w:r>
+      <w:proofErr w:type="gramStart"/>
+      <w:r>
+        <w:t>/..</w:t>
+      </w:r>
+      <w:proofErr w:type="gramEnd"/>
+      <w:r>
+        <w:t>/</w:t>
+      </w:r>
+      <w:proofErr w:type="spellStart"/>
+      <w:r>
+        <w:t>crsd</w:t>
+      </w:r>
+      <w:proofErr w:type="spellEnd"/>
+      <w:r>
+        <w:t>&gt;grep MASTER crsd.log | tail -1.</w:t>
+      </w:r>
+    </w:p>
+    <w:p>
+      <w:pPr>
+        <w:numPr>
+          <w:ilvl w:val="0"/>
+          <w:numId w:val="9"/>
+        </w:numPr>
+      </w:pPr>
+      <w:r>
+        <w:rPr>
+          <w:highlight w:val="yellow"/>
+        </w:rPr>
+        <w:t>Query V$GES_RESOURCE view</w:t>
+      </w:r>
+      <w:r>
+        <w:t>.</w:t>
+      </w:r>
+    </w:p>
+    <w:p>
+      <w:pPr>
+        <w:numPr>
+          <w:ilvl w:val="0"/>
+          <w:numId w:val="9"/>
+        </w:numPr>
+      </w:pPr>
+      <w:proofErr w:type="spellStart"/>
+      <w:r>
+        <w:rPr>
+          <w:highlight w:val="yellow"/>
+        </w:rPr>
+        <w:t>ocrconfig</w:t>
+      </w:r>
+      <w:proofErr w:type="spellEnd"/>
+      <w:r>
+        <w:rPr>
+          <w:highlight w:val="yellow"/>
+        </w:rPr>
+        <w:t xml:space="preserve"> -</w:t>
+      </w:r>
+      <w:proofErr w:type="spellStart"/>
+      <w:r>
+        <w:rPr>
+          <w:highlight w:val="yellow"/>
+        </w:rPr>
+        <w:t>showbackup</w:t>
+      </w:r>
+      <w:proofErr w:type="spellEnd"/>
+      <w:r>
+        <w:rPr>
+          <w:highlight w:val="yellow"/>
+        </w:rPr>
+        <w:t>.</w:t>
+      </w:r>
+      <w:r>
+        <w:t xml:space="preserve"> The node that </w:t>
+      </w:r>
+      <w:proofErr w:type="gramStart"/>
+      <w:r>
+        <w:t>store</w:t>
+      </w:r>
+      <w:proofErr w:type="gramEnd"/>
+      <w:r>
+        <w:t xml:space="preserve"> OCR backups is the master node.</w:t>
+      </w:r>
+    </w:p>
+    <w:p>
+      <w:pPr>
+        <w:rPr>
+          <w:color w:val="FF0000"/>
+        </w:rPr>
+      </w:pPr>
+      <w:r>
+        <w:rPr>
+          <w:b/>
+          <w:bCs/>
+          <w:color w:val="FF0000"/>
+        </w:rPr>
+        <w:t xml:space="preserve">26. My </w:t>
+      </w:r>
+      <w:proofErr w:type="spellStart"/>
+      <w:r>
+        <w:rPr>
+          <w:b/>
+          <w:bCs/>
+          <w:color w:val="FF0000"/>
+        </w:rPr>
+        <w:t>clusterware</w:t>
+      </w:r>
+      <w:proofErr w:type="spellEnd"/>
+      <w:r>
+        <w:rPr>
+          <w:b/>
+          <w:bCs/>
+          <w:color w:val="FF0000"/>
+        </w:rPr>
+        <w:t xml:space="preserve"> version is 11gr</w:t>
+      </w:r>
+      <w:proofErr w:type="gramStart"/>
+      <w:r>
+        <w:rPr>
+          <w:b/>
+          <w:bCs/>
+          <w:color w:val="FF0000"/>
+        </w:rPr>
+        <w:t>2 ,</w:t>
+      </w:r>
+      <w:proofErr w:type="gramEnd"/>
+      <w:r>
+        <w:rPr>
+          <w:b/>
+          <w:bCs/>
+          <w:color w:val="FF0000"/>
+        </w:rPr>
+        <w:t xml:space="preserve"> can </w:t>
+      </w:r>
+      <w:proofErr w:type="spellStart"/>
+      <w:r>
+        <w:rPr>
+          <w:b/>
+          <w:bCs/>
+          <w:color w:val="FF0000"/>
+        </w:rPr>
+        <w:t>i</w:t>
+      </w:r>
+      <w:proofErr w:type="spellEnd"/>
+      <w:r>
+        <w:rPr>
+          <w:b/>
+          <w:bCs/>
+          <w:color w:val="FF0000"/>
+        </w:rPr>
+        <w:t xml:space="preserve"> install oracle 12c database? is the </w:t>
+      </w:r>
+      <w:proofErr w:type="spellStart"/>
+      <w:r>
+        <w:rPr>
+          <w:b/>
+          <w:bCs/>
+          <w:color w:val="FF0000"/>
+        </w:rPr>
+        <w:t>viceversa</w:t>
+      </w:r>
+      <w:proofErr w:type="spellEnd"/>
+      <w:r>
+        <w:rPr>
+          <w:b/>
+          <w:bCs/>
+          <w:color w:val="FF0000"/>
+        </w:rPr>
+        <w:t xml:space="preserve"> possible( means </w:t>
+      </w:r>
+      <w:proofErr w:type="spellStart"/>
+      <w:r>
+        <w:rPr>
+          <w:b/>
+          <w:bCs/>
+          <w:color w:val="FF0000"/>
+        </w:rPr>
+        <w:t>clusteware</w:t>
+      </w:r>
+      <w:proofErr w:type="spellEnd"/>
+      <w:r>
+        <w:rPr>
+          <w:b/>
+          <w:bCs/>
+          <w:color w:val="FF0000"/>
+        </w:rPr>
+        <w:t xml:space="preserve"> version 12c and oracle database version 11g?)?</w:t>
+      </w:r>
+    </w:p>
+    <w:p>
+      <w:r>
+        <w:t xml:space="preserve">My </w:t>
+      </w:r>
+      <w:proofErr w:type="spellStart"/>
+      <w:r>
+        <w:t>clusterware</w:t>
+      </w:r>
+      <w:proofErr w:type="spellEnd"/>
+      <w:r>
+        <w:t xml:space="preserve"> version can be same or higher than the </w:t>
+      </w:r>
+      <w:proofErr w:type="spellStart"/>
+      <w:r>
+        <w:t>the</w:t>
+      </w:r>
+      <w:proofErr w:type="spellEnd"/>
+      <w:r>
+        <w:t xml:space="preserve"> database version. But a 12c database will not work on 11g grid.</w:t>
+      </w:r>
+    </w:p>
+    <w:p>
+      <w:pPr>
+        <w:rPr>
+          <w:color w:val="FF0000"/>
+        </w:rPr>
+      </w:pPr>
+      <w:r>
+        <w:rPr>
+          <w:b/>
+          <w:bCs/>
+          <w:color w:val="FF0000"/>
+        </w:rPr>
+        <w:t>33. What is GPNP profile?</w:t>
+      </w:r>
+    </w:p>
+    <w:p>
+      <w:pPr>
+        <w:spacing w:after="0"/>
+      </w:pPr>
+      <w:r>
+        <w:t xml:space="preserve">Grid plug and </w:t>
+      </w:r>
+      <w:proofErr w:type="gramStart"/>
+      <w:r>
+        <w:t>play(</w:t>
+      </w:r>
+      <w:proofErr w:type="gramEnd"/>
+      <w:r>
+        <w:t xml:space="preserve">GPNP) file is small xml file present at </w:t>
+      </w:r>
+      <w:proofErr w:type="spellStart"/>
+      <w:r>
+        <w:t>os</w:t>
+      </w:r>
+      <w:proofErr w:type="spellEnd"/>
+      <w:r>
+        <w:t xml:space="preserve"> local file system . Each node </w:t>
+      </w:r>
+      <w:r>
+        <w:t>has</w:t>
+      </w:r>
+      <w:r>
+        <w:t xml:space="preserve"> their owner GPNP file.</w:t>
+      </w:r>
+    </w:p>
+    <w:p>
+      <w:pPr>
+        <w:spacing w:after="0"/>
+      </w:pPr>
+      <w:r>
+        <w:t>GPNP file is managed by GPNP daemon.</w:t>
+      </w:r>
+    </w:p>
+    <w:p>
+      <w:pPr>
+        <w:spacing w:after="0"/>
+      </w:pPr>
+      <w:r>
+        <w:t xml:space="preserve">It stores information like asm </w:t>
+      </w:r>
+      <w:r>
+        <w:t xml:space="preserve">disk </w:t>
+      </w:r>
+      <w:proofErr w:type="gramStart"/>
+      <w:r>
+        <w:t>string</w:t>
+      </w:r>
+      <w:r>
+        <w:t xml:space="preserve"> ,</w:t>
+      </w:r>
+      <w:proofErr w:type="gramEnd"/>
+      <w:r>
+        <w:t xml:space="preserve"> asm </w:t>
+      </w:r>
+      <w:proofErr w:type="spellStart"/>
+      <w:r>
+        <w:t>spfile</w:t>
+      </w:r>
+      <w:proofErr w:type="spellEnd"/>
+      <w:r>
+        <w:t xml:space="preserve"> which are required to start the cluster.</w:t>
+      </w:r>
+    </w:p>
+    <w:p>
+      <w:pPr>
+        <w:spacing w:after="0"/>
+      </w:pPr>
+      <w:r>
+        <w:t>– </w:t>
+      </w:r>
+      <w:r>
+        <w:rPr>
+          <w:b/>
+          <w:bCs/>
+        </w:rPr>
+        <w:t>Storage to be used for CSS</w:t>
+      </w:r>
+    </w:p>
+    <w:p>
+      <w:pPr>
+        <w:spacing w:after="0"/>
+      </w:pPr>
+      <w:r>
+        <w:t>– </w:t>
+      </w:r>
+      <w:r>
+        <w:rPr>
+          <w:b/>
+          <w:bCs/>
+        </w:rPr>
+        <w:t xml:space="preserve">Storage to be used for </w:t>
+      </w:r>
+      <w:proofErr w:type="gramStart"/>
+      <w:r>
+        <w:rPr>
+          <w:b/>
+          <w:bCs/>
+        </w:rPr>
+        <w:t>ASM :</w:t>
+      </w:r>
+      <w:proofErr w:type="gramEnd"/>
+      <w:r>
+        <w:rPr>
+          <w:b/>
+          <w:bCs/>
+        </w:rPr>
+        <w:t xml:space="preserve"> SPFILE </w:t>
+      </w:r>
+      <w:proofErr w:type="spellStart"/>
+      <w:r>
+        <w:rPr>
+          <w:b/>
+          <w:bCs/>
+        </w:rPr>
+        <w:t>location,ASM</w:t>
+      </w:r>
+      <w:proofErr w:type="spellEnd"/>
+      <w:r>
+        <w:rPr>
+          <w:b/>
+          <w:bCs/>
+        </w:rPr>
+        <w:t xml:space="preserve"> </w:t>
+      </w:r>
+      <w:proofErr w:type="spellStart"/>
+      <w:r>
+        <w:rPr>
+          <w:b/>
+          <w:bCs/>
+        </w:rPr>
+        <w:t>DiskString</w:t>
+      </w:r>
+      <w:proofErr w:type="spellEnd"/>
+      <w:r>
+        <w:rPr>
+          <w:b/>
+          <w:bCs/>
+        </w:rPr>
+        <w:t>  </w:t>
+      </w:r>
+    </w:p>
+    <w:p>
+      <w:pPr>
+        <w:spacing w:after="0"/>
+      </w:pPr>
+      <w:r>
+        <w:t>– public private network details.</w:t>
+      </w:r>
+    </w:p>
+    <w:p>
+      <w:r>
+        <w:t xml:space="preserve">When </w:t>
+      </w:r>
+      <w:proofErr w:type="spellStart"/>
+      <w:r>
+        <w:t>clusteware</w:t>
+      </w:r>
+      <w:proofErr w:type="spellEnd"/>
+      <w:r>
+        <w:t xml:space="preserve"> is started, It needs voting </w:t>
+      </w:r>
+      <w:proofErr w:type="gramStart"/>
+      <w:r>
+        <w:t>disk( which</w:t>
+      </w:r>
+      <w:proofErr w:type="gramEnd"/>
+      <w:r>
+        <w:t xml:space="preserve"> is inside ASM). So first it will check the </w:t>
+      </w:r>
+      <w:proofErr w:type="spellStart"/>
+      <w:r>
+        <w:t>gpnp</w:t>
+      </w:r>
+      <w:proofErr w:type="spellEnd"/>
+      <w:r>
+        <w:t xml:space="preserve"> profile to get the voting disk </w:t>
+      </w:r>
+      <w:proofErr w:type="gramStart"/>
+      <w:r>
+        <w:t xml:space="preserve">location( </w:t>
+      </w:r>
+      <w:proofErr w:type="spellStart"/>
+      <w:r>
+        <w:t>asm</w:t>
+      </w:r>
+      <w:proofErr w:type="gramEnd"/>
+      <w:r>
+        <w:t>_diskstring</w:t>
+      </w:r>
+      <w:proofErr w:type="spellEnd"/>
+      <w:r>
+        <w:t xml:space="preserve"> is defined inside </w:t>
+      </w:r>
+      <w:proofErr w:type="spellStart"/>
+      <w:r>
+        <w:t>gpnp</w:t>
+      </w:r>
+      <w:proofErr w:type="spellEnd"/>
+      <w:r>
+        <w:t xml:space="preserve"> profile) .As asm is not up at this point, asm voting disk file will read using </w:t>
+      </w:r>
+      <w:proofErr w:type="spellStart"/>
+      <w:r>
+        <w:t>kfed</w:t>
+      </w:r>
+      <w:proofErr w:type="spellEnd"/>
+      <w:r>
+        <w:t xml:space="preserve"> read command. </w:t>
+      </w:r>
+      <w:proofErr w:type="gramStart"/>
+      <w:r>
+        <w:t>( We</w:t>
+      </w:r>
+      <w:proofErr w:type="gramEnd"/>
+      <w:r>
+        <w:t xml:space="preserve"> can run </w:t>
+      </w:r>
+      <w:proofErr w:type="spellStart"/>
+      <w:r>
+        <w:t>kfed</w:t>
+      </w:r>
+      <w:proofErr w:type="spellEnd"/>
+      <w:r>
+        <w:t>, even when asm instance is down).</w:t>
+      </w:r>
+    </w:p>
+    <w:p>
+      <w:pPr>
+        <w:rPr>
+          <w:color w:val="FF0000"/>
+        </w:rPr>
+      </w:pPr>
+      <w:r>
+        <w:rPr>
+          <w:b/>
+          <w:bCs/>
+          <w:color w:val="FF0000"/>
+        </w:rPr>
+        <w:t xml:space="preserve">34. What are the software stacks in oracle </w:t>
+      </w:r>
+      <w:proofErr w:type="spellStart"/>
+      <w:r>
+        <w:rPr>
+          <w:b/>
+          <w:bCs/>
+          <w:color w:val="FF0000"/>
+        </w:rPr>
+        <w:t>clusterware</w:t>
+      </w:r>
+      <w:proofErr w:type="spellEnd"/>
+      <w:r>
+        <w:rPr>
+          <w:b/>
+          <w:bCs/>
+          <w:color w:val="FF0000"/>
+        </w:rPr>
+        <w:t>?</w:t>
+      </w:r>
+    </w:p>
+    <w:p>
+      <w:r>
+        <w:t xml:space="preserve">From 11g onward, there are two stacks for </w:t>
+      </w:r>
+      <w:proofErr w:type="spellStart"/>
+      <w:r>
+        <w:t>clusterware</w:t>
+      </w:r>
+      <w:proofErr w:type="spellEnd"/>
+      <w:r>
+        <w:t xml:space="preserve"> is CRS.</w:t>
+      </w:r>
+    </w:p>
+    <w:p>
+      <w:pPr>
+        <w:numPr>
+          <w:ilvl w:val="0"/>
+          <w:numId w:val="10"/>
+        </w:numPr>
+        <w:rPr>
+          <w:highlight w:val="yellow"/>
+        </w:rPr>
+      </w:pPr>
+      <w:r>
+        <w:rPr>
+          <w:highlight w:val="yellow"/>
+        </w:rPr>
+        <w:t xml:space="preserve">lower stack is high availability cluster service stack </w:t>
+      </w:r>
+      <w:proofErr w:type="gramStart"/>
+      <w:r>
+        <w:rPr>
+          <w:highlight w:val="yellow"/>
+        </w:rPr>
+        <w:t>( managed</w:t>
+      </w:r>
+      <w:proofErr w:type="gramEnd"/>
+      <w:r>
+        <w:rPr>
+          <w:highlight w:val="yellow"/>
+        </w:rPr>
+        <w:t xml:space="preserve"> by </w:t>
+      </w:r>
+      <w:proofErr w:type="spellStart"/>
+      <w:r>
+        <w:rPr>
+          <w:highlight w:val="yellow"/>
+        </w:rPr>
+        <w:t>ohasd</w:t>
+      </w:r>
+      <w:proofErr w:type="spellEnd"/>
+      <w:r>
+        <w:rPr>
+          <w:highlight w:val="yellow"/>
+        </w:rPr>
+        <w:t xml:space="preserve"> daemon)</w:t>
+      </w:r>
+    </w:p>
+    <w:p>
+      <w:pPr>
+        <w:numPr>
+          <w:ilvl w:val="0"/>
+          <w:numId w:val="10"/>
+        </w:numPr>
+        <w:rPr>
+          <w:highlight w:val="yellow"/>
+        </w:rPr>
+      </w:pPr>
+      <w:r>
+        <w:rPr>
+          <w:highlight w:val="yellow"/>
+        </w:rPr>
+        <w:t xml:space="preserve">upper stack is CRSD stack </w:t>
+      </w:r>
+      <w:proofErr w:type="gramStart"/>
+      <w:r>
+        <w:rPr>
+          <w:highlight w:val="yellow"/>
+        </w:rPr>
+        <w:t>( managed</w:t>
+      </w:r>
+      <w:proofErr w:type="gramEnd"/>
+      <w:r>
+        <w:rPr>
+          <w:highlight w:val="yellow"/>
+        </w:rPr>
+        <w:t xml:space="preserve"> by </w:t>
+      </w:r>
+      <w:proofErr w:type="spellStart"/>
+      <w:r>
+        <w:rPr>
+          <w:highlight w:val="yellow"/>
+        </w:rPr>
+        <w:t>CRSd</w:t>
+      </w:r>
+      <w:proofErr w:type="spellEnd"/>
+      <w:r>
+        <w:rPr>
+          <w:highlight w:val="yellow"/>
+        </w:rPr>
+        <w:t xml:space="preserve"> daemon)</w:t>
+      </w:r>
+    </w:p>
+    <w:p>
+      <w:pPr>
+        <w:spacing w:after="0"/>
+      </w:pPr>
+    </w:p>
+    <w:p>
+      <w:pPr>
+        <w:rPr>
+          <w:color w:val="FF0000"/>
+        </w:rPr>
+      </w:pPr>
+      <w:r>
+        <w:rPr>
+          <w:b/>
+          <w:bCs/>
+          <w:color w:val="FF0000"/>
+        </w:rPr>
+        <w:t>39. What is dynamic remastering?</w:t>
+      </w:r>
+    </w:p>
+    <w:p>
+      <w:r>
+        <w:rPr>
+          <w:highlight w:val="yellow"/>
+        </w:rPr>
+        <w:t>Mastering of a block means, master instance</w:t>
+      </w:r>
+      <w:r>
+        <w:rPr>
+          <w:highlight w:val="yellow"/>
+        </w:rPr>
+        <w:t xml:space="preserve"> monitors</w:t>
+      </w:r>
+      <w:r>
+        <w:rPr>
+          <w:highlight w:val="yellow"/>
+        </w:rPr>
+        <w:t xml:space="preserve"> the state of </w:t>
+      </w:r>
+      <w:proofErr w:type="gramStart"/>
+      <w:r>
+        <w:rPr>
+          <w:highlight w:val="yellow"/>
+        </w:rPr>
+        <w:t>blocks</w:t>
+      </w:r>
+      <w:r>
+        <w:t>  until</w:t>
+      </w:r>
+      <w:proofErr w:type="gramEnd"/>
+      <w:r>
+        <w:t xml:space="preserve"> the remastering happens due of few of the scenarios like instance crash etc.</w:t>
+      </w:r>
+    </w:p>
+    <w:p>
+      <w:r>
+        <w:rPr>
+          <w:highlight w:val="yellow"/>
+        </w:rPr>
+        <w:t xml:space="preserve">GRD stores useful </w:t>
+      </w:r>
+      <w:proofErr w:type="spellStart"/>
+      <w:r>
+        <w:rPr>
+          <w:highlight w:val="yellow"/>
+        </w:rPr>
+        <w:t>infor</w:t>
+      </w:r>
+      <w:proofErr w:type="spellEnd"/>
+      <w:r>
+        <w:rPr>
+          <w:highlight w:val="yellow"/>
+        </w:rPr>
+        <w:t xml:space="preserve"> like data block address, block status, lock information, </w:t>
+      </w:r>
+      <w:proofErr w:type="spellStart"/>
+      <w:r>
+        <w:rPr>
+          <w:highlight w:val="yellow"/>
+        </w:rPr>
+        <w:t>scn</w:t>
+      </w:r>
+      <w:proofErr w:type="spellEnd"/>
+      <w:r>
+        <w:rPr>
+          <w:highlight w:val="yellow"/>
+        </w:rPr>
+        <w:t xml:space="preserve">, past image etc. Each instance </w:t>
+      </w:r>
+      <w:proofErr w:type="gramStart"/>
+      <w:r>
+        <w:rPr>
+          <w:highlight w:val="yellow"/>
+        </w:rPr>
+        <w:t>have</w:t>
+      </w:r>
+      <w:proofErr w:type="gramEnd"/>
+      <w:r>
+        <w:rPr>
+          <w:highlight w:val="yellow"/>
+        </w:rPr>
+        <w:t xml:space="preserve"> some of the GRD data in their SGA</w:t>
+      </w:r>
+      <w:r>
+        <w:t xml:space="preserve">. </w:t>
+      </w:r>
+      <w:proofErr w:type="spellStart"/>
+      <w:r>
+        <w:t>i.e</w:t>
+      </w:r>
+      <w:proofErr w:type="spellEnd"/>
+      <w:r>
+        <w:t xml:space="preserve"> any instance which is master of the block or </w:t>
+      </w:r>
+      <w:r>
+        <w:t>resource,</w:t>
+      </w:r>
+      <w:r>
+        <w:t xml:space="preserve"> will maintain the GRD of that resource in their SGA.</w:t>
+      </w:r>
+    </w:p>
+    <w:p>
+      <w:pPr>
+        <w:rPr>
+          <w:highlight w:val="yellow"/>
+        </w:rPr>
+      </w:pPr>
+      <w:r>
+        <w:rPr>
+          <w:highlight w:val="yellow"/>
+        </w:rPr>
+        <w:lastRenderedPageBreak/>
+        <w:t>Mastering of a resource is decided based on the demand. If a particular resource is mostly accessed from node 1, then node1 will become the master of that resource. And if after some time if node 2 is heavily accessing the same resource, then all the resource information will be moved the node2 GRD.</w:t>
+      </w:r>
+    </w:p>
+    <w:p>
+      <w:r>
+        <w:rPr>
+          <w:highlight w:val="yellow"/>
+        </w:rPr>
+        <w:t>LMON, LMD, LMS are responsible for dynamic remastering.</w:t>
+      </w:r>
+    </w:p>
+    <w:p>
+      <w:r>
+        <w:t>Remastering can happen due to below scenarios.</w:t>
+      </w:r>
+    </w:p>
+    <w:p>
+      <w:pPr>
+        <w:numPr>
+          <w:ilvl w:val="0"/>
+          <w:numId w:val="18"/>
+        </w:numPr>
+      </w:pPr>
+      <w:r>
+        <w:t>Resource affinity – &gt; GCS k</w:t>
+      </w:r>
+      <w:r>
+        <w:t>e</w:t>
+      </w:r>
+      <w:r>
+        <w:t xml:space="preserve">eps tracks of the number of </w:t>
+      </w:r>
+      <w:proofErr w:type="gramStart"/>
+      <w:r>
+        <w:t>GCS  request</w:t>
+      </w:r>
+      <w:proofErr w:type="gramEnd"/>
+      <w:r>
+        <w:t xml:space="preserve"> per instance and per objects . If one instance is heavily accessing the object blocks, compare to other nodes, </w:t>
+      </w:r>
+      <w:proofErr w:type="gramStart"/>
+      <w:r>
+        <w:t>Then</w:t>
+      </w:r>
+      <w:proofErr w:type="gramEnd"/>
+      <w:r>
+        <w:t xml:space="preserve"> </w:t>
+      </w:r>
+      <w:proofErr w:type="spellStart"/>
+      <w:r>
+        <w:t>gcs</w:t>
+      </w:r>
+      <w:proofErr w:type="spellEnd"/>
+      <w:r>
+        <w:t xml:space="preserve"> can take decision to migration all the object resource to the heavily accessed instance.</w:t>
+      </w:r>
+    </w:p>
+    <w:p>
+      <w:pPr>
+        <w:numPr>
+          <w:ilvl w:val="0"/>
+          <w:numId w:val="18"/>
+        </w:numPr>
+        <w:rPr>
+          <w:highlight w:val="yellow"/>
+        </w:rPr>
+      </w:pPr>
+      <w:r>
+        <w:rPr>
+          <w:highlight w:val="yellow"/>
+        </w:rPr>
+        <w:t xml:space="preserve">Manually remastering – &gt; We can manually remaster </w:t>
+      </w:r>
+      <w:proofErr w:type="spellStart"/>
+      <w:proofErr w:type="gramStart"/>
+      <w:r>
+        <w:rPr>
+          <w:highlight w:val="yellow"/>
+        </w:rPr>
+        <w:t>a</w:t>
+      </w:r>
+      <w:proofErr w:type="spellEnd"/>
+      <w:proofErr w:type="gramEnd"/>
+      <w:r>
+        <w:rPr>
+          <w:highlight w:val="yellow"/>
+        </w:rPr>
+        <w:t xml:space="preserve"> object</w:t>
+      </w:r>
+    </w:p>
+    <w:p>
+      <w:pPr>
+        <w:numPr>
+          <w:ilvl w:val="0"/>
+          <w:numId w:val="18"/>
+        </w:numPr>
+        <w:rPr>
+          <w:highlight w:val="yellow"/>
+        </w:rPr>
+      </w:pPr>
+      <w:r>
+        <w:rPr>
+          <w:highlight w:val="yellow"/>
+        </w:rPr>
+        <w:t>Instance crash – &gt; If instance is crashed, the</w:t>
+      </w:r>
+      <w:r>
+        <w:rPr>
+          <w:highlight w:val="yellow"/>
+        </w:rPr>
+        <w:t>n</w:t>
+      </w:r>
+      <w:r>
+        <w:rPr>
+          <w:highlight w:val="yellow"/>
+        </w:rPr>
+        <w:t xml:space="preserve"> its GRD data will be remastering to the existing instances in cluster.</w:t>
+      </w:r>
+    </w:p>
+    <w:p>
+      <w:pPr>
+        <w:rPr>
+          <w:color w:val="FF0000"/>
+        </w:rPr>
+      </w:pPr>
+      <w:r>
+        <w:rPr>
+          <w:b/>
+          <w:bCs/>
+          <w:color w:val="FF0000"/>
+        </w:rPr>
+        <w:t xml:space="preserve">74. Can we see </w:t>
+      </w:r>
+      <w:proofErr w:type="gramStart"/>
+      <w:r>
+        <w:rPr>
+          <w:b/>
+          <w:bCs/>
+          <w:color w:val="FF0000"/>
+        </w:rPr>
+        <w:t>DRM( Dynamic</w:t>
+      </w:r>
+      <w:proofErr w:type="gramEnd"/>
+      <w:r>
+        <w:rPr>
+          <w:b/>
+          <w:bCs/>
+          <w:color w:val="FF0000"/>
+        </w:rPr>
+        <w:t xml:space="preserve"> Resource Mastering) related information in oracle RAC?</w:t>
+      </w:r>
+    </w:p>
+    <w:p>
+      <w:r>
+        <w:rPr>
+          <w:highlight w:val="yellow"/>
+        </w:rPr>
+        <w:t xml:space="preserve">Yes we can see DRM related data </w:t>
+      </w:r>
+      <w:proofErr w:type="gramStart"/>
+      <w:r>
+        <w:rPr>
+          <w:highlight w:val="yellow"/>
+        </w:rPr>
+        <w:t>in  </w:t>
+      </w:r>
+      <w:proofErr w:type="spellStart"/>
+      <w:r>
+        <w:rPr>
+          <w:b/>
+          <w:bCs/>
+          <w:highlight w:val="yellow"/>
+        </w:rPr>
+        <w:t>gv</w:t>
+      </w:r>
+      <w:proofErr w:type="gramEnd"/>
+      <w:r>
+        <w:rPr>
+          <w:b/>
+          <w:bCs/>
+          <w:highlight w:val="yellow"/>
+        </w:rPr>
+        <w:t>$gcspfmaster_info</w:t>
+      </w:r>
+      <w:proofErr w:type="spellEnd"/>
+      <w:r>
+        <w:rPr>
+          <w:i/>
+          <w:iCs/>
+          <w:highlight w:val="yellow"/>
+        </w:rPr>
+        <w:t xml:space="preserve">  by passing the </w:t>
+      </w:r>
+      <w:proofErr w:type="spellStart"/>
+      <w:r>
+        <w:rPr>
+          <w:i/>
+          <w:iCs/>
+          <w:highlight w:val="yellow"/>
+        </w:rPr>
+        <w:t>object_id</w:t>
+      </w:r>
+      <w:proofErr w:type="spellEnd"/>
+      <w:r>
+        <w:rPr>
+          <w:i/>
+          <w:iCs/>
+          <w:highlight w:val="yellow"/>
+        </w:rPr>
+        <w:t>.</w:t>
+      </w:r>
+    </w:p>
+    <w:p>
+      <w:pPr>
+        <w:rPr>
+          <w:color w:val="FF0000"/>
+        </w:rPr>
+      </w:pPr>
+      <w:r>
+        <w:rPr>
+          <w:b/>
+          <w:bCs/>
+          <w:color w:val="FF0000"/>
+        </w:rPr>
         <w:t xml:space="preserve">42. Can we have multiple </w:t>
       </w:r>
       <w:proofErr w:type="gramStart"/>
@@ -3533,187 +2814,179 @@
       </w:r>
       <w:proofErr w:type="spellEnd"/>
       <w:r>
-        <w:t xml:space="preserve"> resource will pick up a  highly available virtual IP (the HAIP) from “link-local” (Linux/Unix)  IP range (169.254.0.0 ) and assign to each private network.   With HAIP, by default, interconnect traffic will be load balanced across all active interconnect interfaces. If a private interconnect interface fails or becomes </w:t>
-      </w:r>
+        <w:t xml:space="preserve"> resource will pick up a  highly available virtual IP (the HAIP) from “link-local” (Linux/Unix)  IP range (169.254.0.0 ) and assign to each private network.   With HAIP, by default, interconnect traffic will be load balanced across all active interconnect interfaces. If a private interconnect interface fails or becomes non-communicative, then </w:t>
+      </w:r>
+      <w:proofErr w:type="spellStart"/>
+      <w:r>
+        <w:t>Clusterware</w:t>
+      </w:r>
+      <w:proofErr w:type="spellEnd"/>
+      <w:r>
+        <w:t xml:space="preserve"> transparently moves the corresponding HAIP address to one of the remaining functional interfaces.</w:t>
+      </w:r>
+    </w:p>
+    <w:p>
+      <w:r>
+        <w:t xml:space="preserve">$ </w:t>
+      </w:r>
+      <w:proofErr w:type="spellStart"/>
+      <w:r>
+        <w:t>crsctl</w:t>
+      </w:r>
+      <w:proofErr w:type="spellEnd"/>
+      <w:r>
+        <w:t xml:space="preserve"> stat res </w:t>
+      </w:r>
+      <w:proofErr w:type="spellStart"/>
+      <w:proofErr w:type="gramStart"/>
+      <w:r>
+        <w:t>ora.cluster</w:t>
+      </w:r>
+      <w:proofErr w:type="gramEnd"/>
+      <w:r>
+        <w:t>_interconnect.haip</w:t>
+      </w:r>
+      <w:proofErr w:type="spellEnd"/>
+      <w:r>
+        <w:t xml:space="preserve"> -</w:t>
+      </w:r>
+      <w:proofErr w:type="spellStart"/>
+      <w:r>
+        <w:t>init</w:t>
+      </w:r>
+      <w:proofErr w:type="spellEnd"/>
+    </w:p>
+    <w:p>
+      <w:r>
+        <w:t>NAME=</w:t>
+      </w:r>
+      <w:proofErr w:type="spellStart"/>
+      <w:r>
+        <w:t>ora.cluster_</w:t>
+      </w:r>
+      <w:proofErr w:type="gramStart"/>
+      <w:r>
+        <w:t>interconnect.haip</w:t>
+      </w:r>
+      <w:proofErr w:type="spellEnd"/>
+      <w:proofErr w:type="gramEnd"/>
+    </w:p>
+    <w:p>
+      <w:proofErr w:type="gramStart"/>
+      <w:r>
+        <w:t>TYPE=</w:t>
+      </w:r>
+      <w:proofErr w:type="spellStart"/>
+      <w:r>
+        <w:t>ora.haip.type</w:t>
+      </w:r>
+      <w:proofErr w:type="spellEnd"/>
+      <w:proofErr w:type="gramEnd"/>
+    </w:p>
+    <w:p>
+      <w:r>
+        <w:t>TARGET=ONLINE STATE=ONLINE on dbhost1</w:t>
+      </w:r>
+    </w:p>
+    <w:p>
+      <w:r>
+        <w:t xml:space="preserve"> Here if </w:t>
+      </w:r>
+      <w:proofErr w:type="gramStart"/>
+      <w:r>
+        <w:t>you ,</w:t>
+      </w:r>
+      <w:proofErr w:type="gramEnd"/>
+      <w:r>
+        <w:t xml:space="preserve"> while installing, we have given private </w:t>
+      </w:r>
+      <w:proofErr w:type="spellStart"/>
+      <w:r>
+        <w:t>interrconnect</w:t>
+      </w:r>
+      <w:proofErr w:type="spellEnd"/>
+      <w:r>
+        <w:t xml:space="preserve"> as 192.168.1.0 ( ens225) , But while starting the cluster, a new </w:t>
+      </w:r>
+      <w:proofErr w:type="spellStart"/>
+      <w:r>
+        <w:t>vip</w:t>
+      </w:r>
+      <w:proofErr w:type="spellEnd"/>
+      <w:r>
+        <w:t xml:space="preserve"> as 169.254* has been assigned, so </w:t>
+      </w:r>
+      <w:proofErr w:type="spellStart"/>
+      <w:r>
+        <w:t>gv$cluster_interconnect</w:t>
+      </w:r>
+      <w:proofErr w:type="spellEnd"/>
+      <w:r>
+        <w:t xml:space="preserve"> shows </w:t>
+      </w:r>
+      <w:proofErr w:type="spellStart"/>
+      <w:r>
+        <w:t>ip_address</w:t>
+      </w:r>
+      <w:proofErr w:type="spellEnd"/>
+      <w:r>
+        <w:t xml:space="preserve"> as 169.254*.</w:t>
+      </w:r>
+    </w:p>
+    <w:p>
+      <w:r>
+        <w:t xml:space="preserve">NOTE – For the HAIP, to failover to </w:t>
+      </w:r>
+      <w:proofErr w:type="gramStart"/>
+      <w:r>
+        <w:t>other</w:t>
+      </w:r>
+      <w:proofErr w:type="gramEnd"/>
+      <w:r>
+        <w:t xml:space="preserve"> interconnect, there has to be another physical interconnect,</w:t>
+      </w:r>
+      <w:bookmarkStart w:id="0" w:name="_Hlk176513747"/>
+    </w:p>
+    <w:bookmarkEnd w:id="0"/>
+    <w:p>
+      <w:pPr>
+        <w:rPr>
+          <w:color w:val="FF0000"/>
+        </w:rPr>
+      </w:pPr>
+      <w:r>
+        <w:rPr>
+          <w:b/>
+          <w:bCs/>
+          <w:color w:val="FF0000"/>
+        </w:rPr>
+        <w:t xml:space="preserve">52. What is </w:t>
+      </w:r>
+      <w:proofErr w:type="spellStart"/>
+      <w:r>
+        <w:rPr>
+          <w:b/>
+          <w:bCs/>
+          <w:color w:val="FF0000"/>
+        </w:rPr>
+        <w:t>rebootless</w:t>
+      </w:r>
+      <w:proofErr w:type="spellEnd"/>
+      <w:r>
+        <w:rPr>
+          <w:b/>
+          <w:bCs/>
+          <w:color w:val="FF0000"/>
+        </w:rPr>
+        <w:t xml:space="preserve"> node fencing?</w:t>
+      </w:r>
+    </w:p>
+    <w:p>
+      <w:pPr>
+        <w:spacing w:after="0"/>
+      </w:pPr>
       <w:r>
         <w:lastRenderedPageBreak/>
-        <w:t xml:space="preserve">non-communicative, then </w:t>
-      </w:r>
-      <w:proofErr w:type="spellStart"/>
-      <w:r>
-        <w:t>Clusterware</w:t>
-      </w:r>
-      <w:proofErr w:type="spellEnd"/>
-      <w:r>
-        <w:t xml:space="preserve"> transparently moves the corresponding HAIP address to one of the remaining functional interfaces.</w:t>
-      </w:r>
-    </w:p>
-    <w:p>
-      <w:r>
-        <w:t xml:space="preserve">$ </w:t>
-      </w:r>
-      <w:proofErr w:type="spellStart"/>
-      <w:r>
-        <w:t>crsctl</w:t>
-      </w:r>
-      <w:proofErr w:type="spellEnd"/>
-      <w:r>
-        <w:t xml:space="preserve"> stat res </w:t>
-      </w:r>
-      <w:proofErr w:type="spellStart"/>
-      <w:proofErr w:type="gramStart"/>
-      <w:r>
-        <w:t>ora.cluster</w:t>
-      </w:r>
-      <w:proofErr w:type="gramEnd"/>
-      <w:r>
-        <w:t>_interconnect.haip</w:t>
-      </w:r>
-      <w:proofErr w:type="spellEnd"/>
-      <w:r>
-        <w:t xml:space="preserve"> -</w:t>
-      </w:r>
-      <w:proofErr w:type="spellStart"/>
-      <w:r>
-        <w:t>init</w:t>
-      </w:r>
-      <w:proofErr w:type="spellEnd"/>
-    </w:p>
-    <w:p>
-      <w:r>
-        <w:t>NAME=</w:t>
-      </w:r>
-      <w:proofErr w:type="spellStart"/>
-      <w:r>
-        <w:t>ora.cluster_</w:t>
-      </w:r>
-      <w:proofErr w:type="gramStart"/>
-      <w:r>
-        <w:t>interconnect.haip</w:t>
-      </w:r>
-      <w:proofErr w:type="spellEnd"/>
-      <w:proofErr w:type="gramEnd"/>
-    </w:p>
-    <w:p>
-      <w:proofErr w:type="gramStart"/>
-      <w:r>
-        <w:t>TYPE=</w:t>
-      </w:r>
-      <w:proofErr w:type="spellStart"/>
-      <w:r>
-        <w:t>ora.haip.type</w:t>
-      </w:r>
-      <w:proofErr w:type="spellEnd"/>
-      <w:proofErr w:type="gramEnd"/>
-    </w:p>
-    <w:p>
-      <w:r>
-        <w:t>TARGET=ONLINE STATE=ONLINE on dbhost1</w:t>
-      </w:r>
-    </w:p>
-    <w:p>
-      <w:r>
-        <w:t xml:space="preserve"> Here if </w:t>
-      </w:r>
-      <w:proofErr w:type="gramStart"/>
-      <w:r>
-        <w:t>you ,</w:t>
-      </w:r>
-      <w:proofErr w:type="gramEnd"/>
-      <w:r>
-        <w:t xml:space="preserve"> while installing, we have given private </w:t>
-      </w:r>
-      <w:proofErr w:type="spellStart"/>
-      <w:r>
-        <w:t>interrconnect</w:t>
-      </w:r>
-      <w:proofErr w:type="spellEnd"/>
-      <w:r>
-        <w:t xml:space="preserve"> as 192.168.1.0 ( ens225) , But while starting the cluster, a new </w:t>
-      </w:r>
-      <w:proofErr w:type="spellStart"/>
-      <w:r>
-        <w:t>vip</w:t>
-      </w:r>
-      <w:proofErr w:type="spellEnd"/>
-      <w:r>
-        <w:t xml:space="preserve"> as 169.254* has been assigned, so </w:t>
-      </w:r>
-      <w:proofErr w:type="spellStart"/>
-      <w:r>
-        <w:t>gv$cluster_interconnect</w:t>
-      </w:r>
-      <w:proofErr w:type="spellEnd"/>
-      <w:r>
-        <w:t xml:space="preserve"> shows </w:t>
-      </w:r>
-      <w:proofErr w:type="spellStart"/>
-      <w:r>
-        <w:t>ip_address</w:t>
-      </w:r>
-      <w:proofErr w:type="spellEnd"/>
-      <w:r>
-        <w:t xml:space="preserve"> as 169.254*.</w:t>
-      </w:r>
-    </w:p>
-    <w:p>
-      <w:r>
-        <w:t xml:space="preserve">NOTE – For the HAIP, to failover to </w:t>
-      </w:r>
-      <w:proofErr w:type="gramStart"/>
-      <w:r>
-        <w:t>other</w:t>
-      </w:r>
-      <w:proofErr w:type="gramEnd"/>
-      <w:r>
-        <w:t xml:space="preserve"> interconnect, there has to be another physical interconnect,</w:t>
-      </w:r>
-    </w:p>
-    <w:p>
-      <w:r>
-        <w:t> </w:t>
-      </w:r>
-      <w:bookmarkStart w:id="1" w:name="_Hlk176513747"/>
-    </w:p>
-    <w:bookmarkEnd w:id="1"/>
-    <w:p>
-      <w:pPr>
-        <w:rPr>
-          <w:color w:val="FF0000"/>
-        </w:rPr>
-      </w:pPr>
-      <w:r>
-        <w:rPr>
-          <w:b/>
-          <w:bCs/>
-          <w:color w:val="FF0000"/>
-        </w:rPr>
-        <w:t xml:space="preserve">52. What is </w:t>
-      </w:r>
-      <w:proofErr w:type="spellStart"/>
-      <w:r>
-        <w:rPr>
-          <w:b/>
-          <w:bCs/>
-          <w:color w:val="FF0000"/>
-        </w:rPr>
-        <w:t>rebootless</w:t>
-      </w:r>
-      <w:proofErr w:type="spellEnd"/>
-      <w:r>
-        <w:rPr>
-          <w:b/>
-          <w:bCs/>
-          <w:color w:val="FF0000"/>
-        </w:rPr>
-        <w:t xml:space="preserve"> node fencing?</w:t>
-      </w:r>
-    </w:p>
-    <w:p>
-      <w:pPr>
-        <w:spacing w:after="0"/>
-      </w:pPr>
-      <w:r>
         <w:t xml:space="preserve">Prior to </w:t>
       </w:r>
       <w:proofErr w:type="gramStart"/>
@@ -3738,7 +3011,7 @@
       </w:r>
       <w:proofErr w:type="spellEnd"/>
       <w:r>
-        <w:t xml:space="preserve"> related processes are running are running on node, then those also gets aborted. </w:t>
+        <w:t xml:space="preserve"> related processes are running  on node, then those also gets aborted. </w:t>
       </w:r>
       <w:proofErr w:type="gramStart"/>
       <w:r>
@@ -3919,296 +3192,10 @@
       </w:pPr>
     </w:p>
     <w:p>
-      <w:r>
-        <w:t> </w:t>
-      </w:r>
-    </w:p>
-    <w:p>
-      <w:pPr>
-        <w:rPr>
-          <w:color w:val="FF0000"/>
-        </w:rPr>
-      </w:pPr>
-      <w:bookmarkStart w:id="2" w:name="_Hlk178425495"/>
-      <w:r>
-        <w:rPr>
-          <w:b/>
-          <w:bCs/>
-          <w:color w:val="FF0000"/>
-        </w:rPr>
-        <w:t xml:space="preserve">57. Suppose you have only one voting disk. </w:t>
-      </w:r>
-      <w:proofErr w:type="spellStart"/>
-      <w:r>
-        <w:rPr>
-          <w:b/>
-          <w:bCs/>
-          <w:color w:val="FF0000"/>
-        </w:rPr>
-        <w:t>i.e</w:t>
-      </w:r>
-      <w:proofErr w:type="spellEnd"/>
-      <w:r>
-        <w:rPr>
-          <w:b/>
-          <w:bCs/>
-          <w:color w:val="FF0000"/>
-        </w:rPr>
-        <w:t xml:space="preserve"> the </w:t>
-      </w:r>
-      <w:proofErr w:type="spellStart"/>
-      <w:r>
-        <w:rPr>
-          <w:b/>
-          <w:bCs/>
-          <w:color w:val="FF0000"/>
-        </w:rPr>
-        <w:t>diskgroup</w:t>
-      </w:r>
-      <w:proofErr w:type="spellEnd"/>
-      <w:r>
-        <w:rPr>
-          <w:b/>
-          <w:bCs/>
-          <w:color w:val="FF0000"/>
-        </w:rPr>
-        <w:t xml:space="preserve"> on which voting disk resides is in external redundancy. And if that voting disk is corrupted. What will be your action plan?</w:t>
-      </w:r>
-    </w:p>
-    <w:p>
       <w:pPr>
         <w:spacing w:after="0"/>
       </w:pPr>
       <w:r>
-        <w:t xml:space="preserve">     – stop </w:t>
-      </w:r>
-      <w:proofErr w:type="spellStart"/>
-      <w:r>
-        <w:t>crs</w:t>
-      </w:r>
-      <w:proofErr w:type="spellEnd"/>
-      <w:r>
-        <w:t xml:space="preserve"> on all the nodes </w:t>
-      </w:r>
-      <w:proofErr w:type="gramStart"/>
-      <w:r>
-        <w:t xml:space="preserve">(  </w:t>
-      </w:r>
-      <w:proofErr w:type="spellStart"/>
-      <w:r>
-        <w:t>crsctl</w:t>
-      </w:r>
-      <w:proofErr w:type="spellEnd"/>
-      <w:proofErr w:type="gramEnd"/>
-      <w:r>
-        <w:t xml:space="preserve"> stop </w:t>
-      </w:r>
-      <w:proofErr w:type="spellStart"/>
-      <w:r>
-        <w:t>crs</w:t>
-      </w:r>
-      <w:proofErr w:type="spellEnd"/>
-      <w:r>
-        <w:t xml:space="preserve"> -f )</w:t>
-      </w:r>
-    </w:p>
-    <w:p>
-      <w:pPr>
-        <w:spacing w:after="0"/>
-      </w:pPr>
-      <w:r>
-        <w:t xml:space="preserve">     – start </w:t>
-      </w:r>
-      <w:proofErr w:type="spellStart"/>
-      <w:r>
-        <w:t>crs</w:t>
-      </w:r>
-      <w:proofErr w:type="spellEnd"/>
-      <w:r>
-        <w:t xml:space="preserve"> in exclusive mode on one of the nodes (</w:t>
-      </w:r>
-      <w:proofErr w:type="spellStart"/>
-      <w:r>
-        <w:t>crsctl</w:t>
-      </w:r>
-      <w:proofErr w:type="spellEnd"/>
-      <w:r>
-        <w:t xml:space="preserve"> start </w:t>
-      </w:r>
-      <w:proofErr w:type="spellStart"/>
-      <w:r>
-        <w:t>crs</w:t>
-      </w:r>
-      <w:proofErr w:type="spellEnd"/>
-      <w:r>
-        <w:t xml:space="preserve"> -</w:t>
-      </w:r>
-      <w:proofErr w:type="spellStart"/>
-      <w:r>
-        <w:t>excl</w:t>
-      </w:r>
-      <w:proofErr w:type="spellEnd"/>
-      <w:r>
-        <w:t>)</w:t>
-      </w:r>
-    </w:p>
-    <w:p>
-      <w:pPr>
-        <w:spacing w:after="0"/>
-      </w:pPr>
-      <w:r>
-        <w:t xml:space="preserve">     – start asm instance on one node using </w:t>
-      </w:r>
-      <w:proofErr w:type="spellStart"/>
-      <w:proofErr w:type="gramStart"/>
-      <w:r>
-        <w:t>pfile</w:t>
-      </w:r>
-      <w:proofErr w:type="spellEnd"/>
-      <w:r>
-        <w:t xml:space="preserve"> ,</w:t>
-      </w:r>
-      <w:proofErr w:type="gramEnd"/>
-      <w:r>
-        <w:t xml:space="preserve"> as </w:t>
-      </w:r>
-      <w:proofErr w:type="spellStart"/>
-      <w:r>
-        <w:t>asmspfile</w:t>
-      </w:r>
-      <w:proofErr w:type="spellEnd"/>
-      <w:r>
-        <w:t xml:space="preserve"> is inside asm </w:t>
-      </w:r>
-      <w:proofErr w:type="spellStart"/>
-      <w:r>
-        <w:t>diskgroup</w:t>
-      </w:r>
-      <w:proofErr w:type="spellEnd"/>
-      <w:r>
-        <w:t>.</w:t>
-      </w:r>
-    </w:p>
-    <w:p>
-      <w:pPr>
-        <w:spacing w:after="0"/>
-      </w:pPr>
-      <w:r>
-        <w:t xml:space="preserve">     – create a new </w:t>
-      </w:r>
-      <w:proofErr w:type="spellStart"/>
-      <w:r>
-        <w:t>diskgroup</w:t>
-      </w:r>
-      <w:proofErr w:type="spellEnd"/>
-      <w:r>
-        <w:t xml:space="preserve"> NEW_</w:t>
-      </w:r>
-      <w:proofErr w:type="gramStart"/>
-      <w:r>
-        <w:t>VOTEDG(</w:t>
-      </w:r>
-      <w:proofErr w:type="gramEnd"/>
-    </w:p>
-    <w:p>
-      <w:pPr>
-        <w:spacing w:after="0"/>
-      </w:pPr>
-      <w:r>
-        <w:t>     – move voting disk to NEW_</w:t>
-      </w:r>
-      <w:proofErr w:type="gramStart"/>
-      <w:r>
-        <w:t>VOTEDG  </w:t>
-      </w:r>
-      <w:proofErr w:type="spellStart"/>
-      <w:r>
-        <w:t>diskgroup</w:t>
-      </w:r>
-      <w:proofErr w:type="spellEnd"/>
-      <w:proofErr w:type="gramEnd"/>
-      <w:r>
-        <w:t xml:space="preserve"> ( </w:t>
-      </w:r>
-      <w:proofErr w:type="spellStart"/>
-      <w:r>
-        <w:t>crsctl</w:t>
-      </w:r>
-      <w:proofErr w:type="spellEnd"/>
-      <w:r>
-        <w:t xml:space="preserve"> replace </w:t>
-      </w:r>
-      <w:proofErr w:type="spellStart"/>
-      <w:r>
-        <w:t>votedisk</w:t>
-      </w:r>
-      <w:proofErr w:type="spellEnd"/>
-      <w:r>
-        <w:t>  +NEW_VOTEDG) – It will automatically recover the voting disk from the latest OCR backup.</w:t>
-      </w:r>
-    </w:p>
-    <w:p>
-      <w:pPr>
-        <w:spacing w:after="0"/>
-      </w:pPr>
-      <w:r>
-        <w:t xml:space="preserve">     – stop </w:t>
-      </w:r>
-      <w:proofErr w:type="spellStart"/>
-      <w:r>
-        <w:t>crs</w:t>
-      </w:r>
-      <w:proofErr w:type="spellEnd"/>
-      <w:r>
-        <w:t xml:space="preserve"> on node1</w:t>
-      </w:r>
-    </w:p>
-    <w:p>
-      <w:pPr>
-        <w:spacing w:after="0"/>
-      </w:pPr>
-      <w:r>
-        <w:t xml:space="preserve">     – restart </w:t>
-      </w:r>
-      <w:proofErr w:type="spellStart"/>
-      <w:r>
-        <w:t>crs</w:t>
-      </w:r>
-      <w:proofErr w:type="spellEnd"/>
-      <w:r>
-        <w:t xml:space="preserve"> on all nodes</w:t>
-      </w:r>
-    </w:p>
-    <w:p>
-      <w:pPr>
-        <w:spacing w:after="0"/>
-      </w:pPr>
-      <w:r>
-        <w:t xml:space="preserve">     – start </w:t>
-      </w:r>
-      <w:proofErr w:type="spellStart"/>
-      <w:r>
-        <w:t>crs</w:t>
-      </w:r>
-      <w:proofErr w:type="spellEnd"/>
-      <w:r>
-        <w:t xml:space="preserve"> on rest of the nodes</w:t>
-      </w:r>
-    </w:p>
-    <w:p>
-      <w:pPr>
-        <w:spacing w:after="0"/>
-      </w:pPr>
-      <w:r>
-        <w:t>     – start cluster on all the nodes</w:t>
-      </w:r>
-    </w:p>
-    <w:bookmarkEnd w:id="2"/>
-    <w:p>
-      <w:r>
-        <w:t> </w:t>
-      </w:r>
-      <w:r>
         <w:rPr>
           <w:b/>
           <w:bCs/>
@@ -4281,6 +3268,9 @@
     </w:p>
     <w:p>
       <w:r>
+        <w:rPr>
+          <w:highlight w:val="yellow"/>
+        </w:rPr>
         <w:t>The OLR is backed up after an installation or an upgrade. After that time, you can only manually back up the OLR. Automatic backups are not supported for the OLR.</w:t>
       </w:r>
     </w:p>
@@ -4301,7 +3291,6 @@
     </w:p>
     <w:p>
       <w:r>
-        <w:lastRenderedPageBreak/>
         <w:t xml:space="preserve">A node must be able to access strictly more than half of the voting disks at any time. </w:t>
       </w:r>
       <w:proofErr w:type="gramStart"/>
@@ -4310,7 +3299,16 @@
       </w:r>
       <w:proofErr w:type="gramEnd"/>
       <w:r>
-        <w:t xml:space="preserve"> if you want to be able to tolerate a failure of n voting disks, you must have at least 2n+1 configured. (n=1 means 3 voting disks).</w:t>
+        <w:t xml:space="preserve"> if you want to be able to tolerate a failure of n voting disks, </w:t>
+      </w:r>
+      <w:r>
+        <w:rPr>
+          <w:highlight w:val="yellow"/>
+        </w:rPr>
+        <w:t>you must have at least 2n+1 configured.</w:t>
+      </w:r>
+      <w:r>
+        <w:t xml:space="preserve"> (n=1 means 3 voting disks).</w:t>
       </w:r>
     </w:p>
     <w:p>
@@ -4343,277 +3341,6 @@
           <w:bCs/>
           <w:color w:val="FF0000"/>
         </w:rPr>
-        <w:t xml:space="preserve">65. Explain the steps for node addition in oracle </w:t>
-      </w:r>
-      <w:proofErr w:type="spellStart"/>
-      <w:r>
-        <w:rPr>
-          <w:b/>
-          <w:bCs/>
-          <w:color w:val="FF0000"/>
-        </w:rPr>
-        <w:t>rac</w:t>
-      </w:r>
-      <w:proofErr w:type="spellEnd"/>
-      <w:r>
-        <w:rPr>
-          <w:b/>
-          <w:bCs/>
-          <w:color w:val="FF0000"/>
-        </w:rPr>
-        <w:t>.</w:t>
-      </w:r>
-    </w:p>
-    <w:p>
-      <w:pPr>
-        <w:numPr>
-          <w:ilvl w:val="0"/>
-          <w:numId w:val="24"/>
-        </w:numPr>
-      </w:pPr>
-      <w:r>
-        <w:t>Run gridsetup.sh from any of the existing nodes and select for add node option and then proceed with the rest of part.</w:t>
-      </w:r>
-    </w:p>
-    <w:p>
-      <w:pPr>
-        <w:numPr>
-          <w:ilvl w:val="0"/>
-          <w:numId w:val="24"/>
-        </w:numPr>
-      </w:pPr>
-      <w:r>
-        <w:t xml:space="preserve">Now extend the </w:t>
-      </w:r>
-      <w:proofErr w:type="spellStart"/>
-      <w:r>
-        <w:t>oracle_home</w:t>
-      </w:r>
-      <w:proofErr w:type="spellEnd"/>
-      <w:r>
-        <w:t xml:space="preserve"> to the new node using addnode.sh </w:t>
-      </w:r>
-      <w:proofErr w:type="gramStart"/>
-      <w:r>
-        <w:t>script( from</w:t>
-      </w:r>
-      <w:proofErr w:type="gramEnd"/>
-      <w:r>
-        <w:t xml:space="preserve"> existing node)</w:t>
-      </w:r>
-    </w:p>
-    <w:p>
-      <w:pPr>
-        <w:numPr>
-          <w:ilvl w:val="0"/>
-          <w:numId w:val="24"/>
-        </w:numPr>
-      </w:pPr>
-      <w:r>
-        <w:t xml:space="preserve">Now run </w:t>
-      </w:r>
-      <w:proofErr w:type="spellStart"/>
-      <w:r>
-        <w:t>dbca</w:t>
-      </w:r>
-      <w:proofErr w:type="spellEnd"/>
-      <w:r>
-        <w:t xml:space="preserve"> from the existing node and add the new instance.</w:t>
-      </w:r>
-    </w:p>
-    <w:p>
-      <w:r>
-        <w:rPr>
-          <w:noProof/>
-        </w:rPr>
-        <w:drawing>
-          <wp:inline distT="0" distB="0" distL="0" distR="0" wp14:anchorId="514949EE" wp14:editId="49927ECD">
-            <wp:extent cx="133350" cy="133350"/>
-            <wp:effectExtent l="0" t="0" r="0" b="0"/>
-            <wp:docPr id="1163055736" name="Picture 18" descr="Ezoic"/>
-            <wp:cNvGraphicFramePr>
-              <a:graphicFrameLocks xmlns:a="http://schemas.openxmlformats.org/drawingml/2006/main" noChangeAspect="1"/>
-            </wp:cNvGraphicFramePr>
-            <a:graphic xmlns:a="http://schemas.openxmlformats.org/drawingml/2006/main">
-              <a:graphicData uri="http://schemas.openxmlformats.org/drawingml/2006/picture">
-                <pic:pic xmlns:pic="http://schemas.openxmlformats.org/drawingml/2006/picture">
-                  <pic:nvPicPr>
-                    <pic:cNvPr id="0" name="Picture 95" descr="Ezoic"/>
-                    <pic:cNvPicPr>
-                      <a:picLocks noChangeAspect="1" noChangeArrowheads="1"/>
-                    </pic:cNvPicPr>
-                  </pic:nvPicPr>
-                  <pic:blipFill>
-                    <a:blip r:embed="rId5">
-                      <a:extLst>
-                        <a:ext uri="{28A0092B-C50C-407E-A947-70E740481C1C}">
-                          <a14:useLocalDpi xmlns:a14="http://schemas.microsoft.com/office/drawing/2010/main" val="0"/>
-                        </a:ext>
-                      </a:extLst>
-                    </a:blip>
-                    <a:srcRect/>
-                    <a:stretch>
-                      <a:fillRect/>
-                    </a:stretch>
-                  </pic:blipFill>
-                  <pic:spPr bwMode="auto">
-                    <a:xfrm>
-                      <a:off x="0" y="0"/>
-                      <a:ext cx="133350" cy="133350"/>
-                    </a:xfrm>
-                    <a:prstGeom prst="rect">
-                      <a:avLst/>
-                    </a:prstGeom>
-                    <a:noFill/>
-                    <a:ln>
-                      <a:noFill/>
-                    </a:ln>
-                  </pic:spPr>
-                </pic:pic>
-              </a:graphicData>
-            </a:graphic>
-          </wp:inline>
-        </w:drawing>
-      </w:r>
-    </w:p>
-    <w:p>
-      <w:r>
-        <w:t xml:space="preserve">Follow this below link for </w:t>
-      </w:r>
-      <w:proofErr w:type="gramStart"/>
-      <w:r>
-        <w:t>step by step</w:t>
-      </w:r>
-      <w:proofErr w:type="gramEnd"/>
-      <w:r>
-        <w:t xml:space="preserve"> details.</w:t>
-      </w:r>
-    </w:p>
-    <w:p>
-      <w:hyperlink r:id="rId6" w:tgtFrame="_blank" w:history="1">
-        <w:r>
-          <w:rPr>
-            <w:rStyle w:val="Hyperlink"/>
-          </w:rPr>
-          <w:t>How to add a node in oracle RAC</w:t>
-        </w:r>
-      </w:hyperlink>
-    </w:p>
-    <w:p>
-      <w:pPr>
-        <w:rPr>
-          <w:color w:val="FF0000"/>
-        </w:rPr>
-      </w:pPr>
-      <w:r>
-        <w:rPr>
-          <w:b/>
-          <w:bCs/>
-          <w:color w:val="FF0000"/>
-        </w:rPr>
-        <w:t>66. Explain the steps for node deletion.</w:t>
-      </w:r>
-    </w:p>
-    <w:p>
-      <w:pPr>
-        <w:numPr>
-          <w:ilvl w:val="0"/>
-          <w:numId w:val="25"/>
-        </w:numPr>
-      </w:pPr>
-      <w:r>
-        <w:t xml:space="preserve">Delete the instance </w:t>
-      </w:r>
-      <w:proofErr w:type="spellStart"/>
-      <w:r>
-        <w:t>usind</w:t>
-      </w:r>
-      <w:proofErr w:type="spellEnd"/>
-      <w:r>
-        <w:t xml:space="preserve"> </w:t>
-      </w:r>
-      <w:proofErr w:type="spellStart"/>
-      <w:r>
-        <w:t>dbca</w:t>
-      </w:r>
-      <w:proofErr w:type="spellEnd"/>
-    </w:p>
-    <w:p>
-      <w:pPr>
-        <w:numPr>
-          <w:ilvl w:val="0"/>
-          <w:numId w:val="25"/>
-        </w:numPr>
-      </w:pPr>
-      <w:r>
-        <w:t>Deinstall ORACLE_HOME from $ORACLE_HOME/deinstall</w:t>
-      </w:r>
-    </w:p>
-    <w:p>
-      <w:pPr>
-        <w:numPr>
-          <w:ilvl w:val="0"/>
-          <w:numId w:val="25"/>
-        </w:numPr>
-      </w:pPr>
-      <w:r>
-        <w:t xml:space="preserve">Run gridsetup.sh and select </w:t>
-      </w:r>
-      <w:r>
-        <w:rPr>
-          <w:color w:val="00B0F0"/>
-        </w:rPr>
-        <w:t xml:space="preserve">delete </w:t>
-      </w:r>
-      <w:r>
-        <w:t>node option</w:t>
-      </w:r>
-    </w:p>
-    <w:p>
-      <w:r>
-        <w:t xml:space="preserve">Follow the below link for </w:t>
-      </w:r>
-      <w:proofErr w:type="gramStart"/>
-      <w:r>
-        <w:t>step by step</w:t>
-      </w:r>
-      <w:proofErr w:type="gramEnd"/>
-      <w:r>
-        <w:t xml:space="preserve"> details:</w:t>
-      </w:r>
-    </w:p>
-    <w:p>
-      <w:pPr>
-        <w:rPr>
-          <w:b/>
-          <w:bCs/>
-          <w:color w:val="00B0F0"/>
-        </w:rPr>
-      </w:pPr>
-      <w:hyperlink r:id="rId7" w:tgtFrame="_blank" w:history="1">
-        <w:r>
-          <w:rPr>
-            <w:rStyle w:val="Hyperlink"/>
-            <w:b/>
-            <w:bCs/>
-            <w:color w:val="00B0F0"/>
-          </w:rPr>
-          <w:t>How to delete a node in oracle RAC</w:t>
-        </w:r>
-      </w:hyperlink>
-    </w:p>
-    <w:p>
-      <w:pPr>
-        <w:rPr>
-          <w:color w:val="FF0000"/>
-        </w:rPr>
-      </w:pPr>
-      <w:r>
-        <w:rPr>
-          <w:b/>
-          <w:bCs/>
-          <w:color w:val="FF0000"/>
-        </w:rPr>
         <w:t xml:space="preserve">67. asm </w:t>
       </w:r>
       <w:proofErr w:type="spellStart"/>
@@ -4675,11 +3402,9 @@
       <w:r>
         <w:t xml:space="preserve">For this, we need to understand </w:t>
       </w:r>
-      <w:proofErr w:type="gramStart"/>
-      <w:r>
-        <w:t>the  search</w:t>
-      </w:r>
-      <w:proofErr w:type="gramEnd"/>
+      <w:r>
+        <w:t>the search</w:t>
+      </w:r>
       <w:r>
         <w:t xml:space="preserve"> order of asm </w:t>
       </w:r>
@@ -4776,14 +3501,26 @@
     </w:p>
     <w:p>
       <w:r>
-        <w:t>You can use traceroute to check if any issue with data transfer in private interconnect.</w:t>
-      </w:r>
-    </w:p>
-    <w:p>
-      <w:r>
-        <w:rPr>
-          <w:b/>
-          <w:bCs/>
+        <w:rPr>
+          <w:highlight w:val="yellow"/>
+        </w:rPr>
+        <w:t>You can use traceroute to check if any issue with data transfer in private interconnect</w:t>
+      </w:r>
+      <w:r>
+        <w:t>.</w:t>
+      </w:r>
+    </w:p>
+    <w:p>
+      <w:pPr>
+        <w:rPr>
+          <w:color w:val="FF0000"/>
+        </w:rPr>
+      </w:pPr>
+      <w:r>
+        <w:rPr>
+          <w:b/>
+          <w:bCs/>
+          <w:color w:val="FF0000"/>
         </w:rPr>
         <w:t>69. How to apply patch manually in RAC?</w:t>
       </w:r>
@@ -4792,11 +3529,9 @@
       <w:r>
         <w:t xml:space="preserve">First </w:t>
       </w:r>
-      <w:proofErr w:type="gramStart"/>
-      <w:r>
-        <w:t>do  you</w:t>
-      </w:r>
-      <w:proofErr w:type="gramEnd"/>
+      <w:r>
+        <w:t>do you</w:t>
+      </w:r>
       <w:r>
         <w:t xml:space="preserve"> the patch conflict check against the OH.</w:t>
       </w:r>
@@ -4886,10 +3621,16 @@
       <w:proofErr w:type="spellEnd"/>
     </w:p>
     <w:p>
-      <w:r>
-        <w:rPr>
-          <w:b/>
-          <w:bCs/>
+      <w:pPr>
+        <w:rPr>
+          <w:color w:val="FF0000"/>
+        </w:rPr>
+      </w:pPr>
+      <w:r>
+        <w:rPr>
+          <w:b/>
+          <w:bCs/>
+          <w:color w:val="FF0000"/>
         </w:rPr>
         <w:t>70.</w:t>
       </w:r>
@@ -4898,6 +3639,7 @@
         <w:rPr>
           <w:b/>
           <w:bCs/>
+          <w:color w:val="FF0000"/>
         </w:rPr>
         <w:t>Lets</w:t>
       </w:r>
@@ -4906,6 +3648,7 @@
         <w:rPr>
           <w:b/>
           <w:bCs/>
+          <w:color w:val="FF0000"/>
         </w:rPr>
         <w:t xml:space="preserve"> say, you applied patch on node 2, and ran rootcrs.sh -</w:t>
       </w:r>
@@ -4914,6 +3657,7 @@
         <w:rPr>
           <w:b/>
           <w:bCs/>
+          <w:color w:val="FF0000"/>
         </w:rPr>
         <w:t>post ,</w:t>
       </w:r>
@@ -4922,6 +3666,7 @@
         <w:rPr>
           <w:b/>
           <w:bCs/>
+          <w:color w:val="FF0000"/>
         </w:rPr>
         <w:t xml:space="preserve"> and now it shows patch mismatch. </w:t>
       </w:r>
@@ -4930,6 +3675,7 @@
         <w:rPr>
           <w:b/>
           <w:bCs/>
+          <w:color w:val="FF0000"/>
         </w:rPr>
         <w:t>But  when</w:t>
       </w:r>
@@ -4938,6 +3684,7 @@
         <w:rPr>
           <w:b/>
           <w:bCs/>
+          <w:color w:val="FF0000"/>
         </w:rPr>
         <w:t xml:space="preserve"> you checked the oracle inventory(</w:t>
       </w:r>
@@ -4946,6 +3693,7 @@
         <w:rPr>
           <w:b/>
           <w:bCs/>
+          <w:color w:val="FF0000"/>
         </w:rPr>
         <w:t>opatch</w:t>
       </w:r>
@@ -4954,6 +3702,7 @@
         <w:rPr>
           <w:b/>
           <w:bCs/>
+          <w:color w:val="FF0000"/>
         </w:rPr>
         <w:t xml:space="preserve"> </w:t>
       </w:r>
@@ -4962,6 +3711,7 @@
         <w:rPr>
           <w:b/>
           <w:bCs/>
+          <w:color w:val="FF0000"/>
         </w:rPr>
         <w:t>lsinventory</w:t>
       </w:r>
@@ -4970,6 +3720,7 @@
         <w:rPr>
           <w:b/>
           <w:bCs/>
+          <w:color w:val="FF0000"/>
         </w:rPr>
         <w:t>), Patches are same across both the nodes. Then what you will do?</w:t>
       </w:r>
@@ -5099,13 +3850,15 @@
     <w:p>
       <w:pPr>
         <w:rPr>
-          <w:lang w:val="en-US"/>
-        </w:rPr>
-      </w:pPr>
-      <w:r>
-        <w:rPr>
-          <w:b/>
-          <w:bCs/>
+          <w:color w:val="FF0000"/>
+          <w:lang w:val="en-US"/>
+        </w:rPr>
+      </w:pPr>
+      <w:r>
+        <w:rPr>
+          <w:b/>
+          <w:bCs/>
+          <w:color w:val="FF0000"/>
           <w:lang w:val="en-US"/>
         </w:rPr>
         <w:t xml:space="preserve">72.In a 12c two node RAC, </w:t>
@@ -5115,6 +3868,7 @@
         <w:rPr>
           <w:b/>
           <w:bCs/>
+          <w:color w:val="FF0000"/>
           <w:lang w:val="en-US"/>
         </w:rPr>
         <w:t>What</w:t>
@@ -5124,6 +3878,7 @@
         <w:rPr>
           <w:b/>
           <w:bCs/>
+          <w:color w:val="FF0000"/>
           <w:lang w:val="en-US"/>
         </w:rPr>
         <w:t xml:space="preserve"> will happen, if I unplug the network cable for private interconnect?</w:t>
@@ -5324,6 +4079,7 @@
       </w:pPr>
       <w:r>
         <w:rPr>
+          <w:highlight w:val="yellow"/>
           <w:lang w:val="en-US"/>
         </w:rPr>
         <w:t xml:space="preserve">The </w:t>
@@ -5331,6 +4087,7 @@
       <w:proofErr w:type="spellStart"/>
       <w:r>
         <w:rPr>
+          <w:highlight w:val="yellow"/>
           <w:lang w:val="en-US"/>
         </w:rPr>
         <w:t>pmon</w:t>
@@ -5338,6 +4095,7 @@
       <w:proofErr w:type="spellEnd"/>
       <w:r>
         <w:rPr>
+          <w:highlight w:val="yellow"/>
           <w:lang w:val="en-US"/>
         </w:rPr>
         <w:t xml:space="preserve"> will be restarted automatically.</w:t>
@@ -5385,20 +4143,36 @@
         <w:t>in  </w:t>
       </w:r>
       <w:proofErr w:type="spellStart"/>
+      <w:r>
+        <w:rPr>
+          <w:b/>
+          <w:bCs/>
+        </w:rPr>
+        <w:t>gv</w:t>
+      </w:r>
+      <w:proofErr w:type="gramEnd"/>
+      <w:r>
+        <w:rPr>
+          <w:b/>
+          <w:bCs/>
+        </w:rPr>
+        <w:t>$gcspfmaster_info</w:t>
+      </w:r>
+      <w:proofErr w:type="spellEnd"/>
       <w:r>
         <w:rPr>
           <w:i/>
           <w:iCs/>
         </w:rPr>
-        <w:t>gv</w:t>
-      </w:r>
-      <w:proofErr w:type="gramEnd"/>
+        <w:t xml:space="preserve">  by passing the </w:t>
+      </w:r>
+      <w:proofErr w:type="spellStart"/>
       <w:r>
         <w:rPr>
           <w:i/>
           <w:iCs/>
         </w:rPr>
-        <w:t>$gcspfmaster_info</w:t>
+        <w:t>object_id</w:t>
       </w:r>
       <w:proofErr w:type="spellEnd"/>
       <w:r>
@@ -5406,31 +4180,10 @@
           <w:i/>
           <w:iCs/>
         </w:rPr>
-        <w:t xml:space="preserve">  by passing the </w:t>
-      </w:r>
-      <w:proofErr w:type="spellStart"/>
-      <w:r>
-        <w:rPr>
-          <w:i/>
-          <w:iCs/>
-        </w:rPr>
-        <w:t>object_id</w:t>
-      </w:r>
-      <w:proofErr w:type="spellEnd"/>
-      <w:r>
-        <w:rPr>
-          <w:i/>
-          <w:iCs/>
-        </w:rPr>
         <w:t>.</w:t>
       </w:r>
     </w:p>
     <w:p>
-      <w:r>
-        <w:t> </w:t>
-      </w:r>
-    </w:p>
-    <w:p>
       <w:pPr>
         <w:rPr>
           <w:color w:val="FF0000"/>
@@ -5530,6 +4283,9 @@
       <w:proofErr w:type="spellStart"/>
       <w:r>
         <w:rPr>
+          <w:b/>
+          <w:bCs/>
+          <w:highlight w:val="yellow"/>
           <w:lang w:val="en-US"/>
         </w:rPr>
         <w:t>upto</w:t>
@@ -5537,6 +4293,9 @@
       <w:proofErr w:type="spellEnd"/>
       <w:r>
         <w:rPr>
+          <w:b/>
+          <w:bCs/>
+          <w:highlight w:val="yellow"/>
           <w:lang w:val="en-US"/>
         </w:rPr>
         <w:t xml:space="preserve"> 15 voting </w:t>
@@ -5544,9 +4303,18 @@
       <w:proofErr w:type="gramStart"/>
       <w:r>
         <w:rPr>
-          <w:lang w:val="en-US"/>
-        </w:rPr>
-        <w:t>disk.(</w:t>
+          <w:b/>
+          <w:bCs/>
+          <w:highlight w:val="yellow"/>
+          <w:lang w:val="en-US"/>
+        </w:rPr>
+        <w:t>disk</w:t>
+      </w:r>
+      <w:r>
+        <w:rPr>
+          <w:lang w:val="en-US"/>
+        </w:rPr>
+        <w:t>.(</w:t>
       </w:r>
       <w:proofErr w:type="gramEnd"/>
       <w:r>
@@ -5751,7 +4519,19 @@
         <w:rPr>
           <w:lang w:val="en-US"/>
         </w:rPr>
-        <w:t>You can run rootcr.sh -</w:t>
+        <w:t>You can run rootcr</w:t>
+      </w:r>
+      <w:r>
+        <w:rPr>
+          <w:lang w:val="en-US"/>
+        </w:rPr>
+        <w:t>s</w:t>
+      </w:r>
+      <w:r>
+        <w:rPr>
+          <w:lang w:val="en-US"/>
+        </w:rPr>
+        <w:t>.sh -</w:t>
       </w:r>
       <w:proofErr w:type="spellStart"/>
       <w:r>
@@ -5866,24 +4646,24 @@
     </w:p>
     <w:p>
       <w:r>
+        <w:t xml:space="preserve">– </w:t>
+      </w:r>
+      <w:proofErr w:type="spellStart"/>
+      <w:r>
+        <w:t>crsconfig_dirs</w:t>
+      </w:r>
+      <w:proofErr w:type="spellEnd"/>
+      <w:r>
+        <w:t xml:space="preserve"> which has all directories listed in &lt;GRID_HOME&gt; and their permissions</w:t>
+      </w:r>
+    </w:p>
+    <w:p>
+      <w:r>
         <w:lastRenderedPageBreak/>
         <w:t xml:space="preserve">– </w:t>
       </w:r>
       <w:proofErr w:type="spellStart"/>
       <w:r>
-        <w:t>crsconfig_dirs</w:t>
-      </w:r>
-      <w:proofErr w:type="spellEnd"/>
-      <w:r>
-        <w:t xml:space="preserve"> which has all directories listed in &lt;GRID_HOME&gt; and their permissions</w:t>
-      </w:r>
-    </w:p>
-    <w:p>
-      <w:r>
-        <w:t xml:space="preserve">– </w:t>
-      </w:r>
-      <w:proofErr w:type="spellStart"/>
-      <w:r>
         <w:t>crsconfig_fileperms</w:t>
       </w:r>
       <w:proofErr w:type="spellEnd"/>
@@ -5894,15 +4674,6 @@
     <w:p>
       <w:pPr>
         <w:rPr>
-          <w:b/>
-          <w:bCs/>
-          <w:lang w:val="en-US"/>
-        </w:rPr>
-      </w:pPr>
-    </w:p>
-    <w:p>
-      <w:pPr>
-        <w:rPr>
           <w:color w:val="FF0000"/>
           <w:lang w:val="en-US"/>
         </w:rPr>
@@ -5969,6 +4740,7 @@
     </w:p>
     <w:p>
       <w:pPr>
+        <w:spacing w:after="0"/>
         <w:rPr>
           <w:lang w:val="en-US"/>
         </w:rPr>
@@ -5982,6 +4754,7 @@
     </w:p>
     <w:p>
       <w:pPr>
+        <w:spacing w:after="0"/>
         <w:rPr>
           <w:lang w:val="en-US"/>
         </w:rPr>
@@ -6009,6 +4782,7 @@
     </w:p>
     <w:p>
       <w:pPr>
+        <w:spacing w:after="0"/>
         <w:rPr>
           <w:lang w:val="en-US"/>
         </w:rPr>
@@ -6022,6 +4796,7 @@
     </w:p>
     <w:p>
       <w:pPr>
+        <w:spacing w:after="0"/>
         <w:rPr>
           <w:lang w:val="en-US"/>
         </w:rPr>
@@ -6035,6 +4810,7 @@
     </w:p>
     <w:p>
       <w:pPr>
+        <w:spacing w:after="0"/>
         <w:rPr>
           <w:lang w:val="en-US"/>
         </w:rPr>
@@ -6048,6 +4824,7 @@
     </w:p>
     <w:p>
       <w:pPr>
+        <w:spacing w:after="0"/>
         <w:rPr>
           <w:lang w:val="en-US"/>
         </w:rPr>
@@ -6249,19 +5026,6 @@
       </w:r>
     </w:p>
     <w:p>
-      <w:pPr>
-        <w:rPr>
-          <w:highlight w:val="yellow"/>
-        </w:rPr>
-      </w:pPr>
-      <w:r>
-        <w:rPr>
-          <w:highlight w:val="yellow"/>
-        </w:rPr>
-        <w:t> </w:t>
-      </w:r>
-    </w:p>
-    <w:p>
       <w:r>
         <w:rPr>
           <w:highlight w:val="yellow"/>
@@ -6328,11 +5092,6 @@
       </w:r>
     </w:p>
     <w:p>
-      <w:r>
-        <w:t>  </w:t>
-      </w:r>
-    </w:p>
-    <w:p>
       <w:pPr>
         <w:rPr>
           <w:color w:val="FF0000"/>
@@ -6398,11 +5157,6 @@
       <w:proofErr w:type="spellEnd"/>
     </w:p>
     <w:p>
-      <w:pPr>
-        <w:rPr>
-          <w:color w:val="FF0000"/>
-        </w:rPr>
-      </w:pPr>
       <w:proofErr w:type="spellStart"/>
       <w:r>
         <w:rPr>
@@ -6479,86 +5233,86 @@
       </w:r>
       <w:proofErr w:type="spellEnd"/>
       <w:r>
-        <w:t xml:space="preserve">). Another warning is reported in </w:t>
+        <w:t xml:space="preserve">). Another warning is reported in CSSD log if the same node is missing for 22 seconds (75% of </w:t>
+      </w:r>
+      <w:proofErr w:type="spellStart"/>
+      <w:r>
+        <w:t>misscount</w:t>
+      </w:r>
+      <w:proofErr w:type="spellEnd"/>
+      <w:r>
+        <w:t xml:space="preserve">) and similarly at 90% of </w:t>
+      </w:r>
+      <w:proofErr w:type="spellStart"/>
+      <w:r>
+        <w:t>misscount</w:t>
+      </w:r>
+      <w:proofErr w:type="spellEnd"/>
+      <w:r>
+        <w:t xml:space="preserve"> and when the heartbeat is missing for a period of 100% of the </w:t>
+      </w:r>
+      <w:proofErr w:type="spellStart"/>
+      <w:r>
+        <w:t>misscount</w:t>
+      </w:r>
+      <w:proofErr w:type="spellEnd"/>
+      <w:r>
+        <w:t xml:space="preserve"> (i.e. 30 seconds by default), the node is evicted.</w:t>
+      </w:r>
+    </w:p>
+    <w:p>
+      <w:r>
+        <w:rPr>
+          <w:b/>
+          <w:bCs/>
+        </w:rPr>
+        <w:t>Disk heartbeat</w:t>
+      </w:r>
+      <w:r>
+        <w:t> is between the cluster nodes and the voting disk. CSSD process in each RAC node maintains a heart beat in a block of size 1 OS block in a specific offset by read/write system calls (</w:t>
+      </w:r>
+      <w:proofErr w:type="spellStart"/>
+      <w:r>
+        <w:t>pread</w:t>
+      </w:r>
+      <w:proofErr w:type="spellEnd"/>
+      <w:r>
+        <w:t>/</w:t>
+      </w:r>
+      <w:proofErr w:type="spellStart"/>
+      <w:r>
+        <w:t>pwrite</w:t>
+      </w:r>
+      <w:proofErr w:type="spellEnd"/>
+      <w:r>
+        <w:t>), in the voting disk. In addition to maintaining its own disk block, CSSD processes also monitors the disk blocks maintained by the CSSD processes running in other cluster nodes. The written block has a header area with the node name and a counter which is incremented with every next beat (</w:t>
+      </w:r>
+      <w:proofErr w:type="spellStart"/>
+      <w:r>
+        <w:t>pwrite</w:t>
+      </w:r>
+      <w:proofErr w:type="spellEnd"/>
+      <w:r>
+        <w:t xml:space="preserve">) from the other nodes. Disk heart beat is maintained in the voting disk by the CSSD processes and </w:t>
+      </w:r>
+      <w:proofErr w:type="gramStart"/>
+      <w:r>
+        <w:t>If</w:t>
+      </w:r>
+      <w:proofErr w:type="gramEnd"/>
+      <w:r>
+        <w:t xml:space="preserve"> a node has not written a disk heartbeat within the I/O timeout, the node is declared dead. Nodes that are of an unknown state, i.e. cannot be definitively said to be dead, and are not in the </w:t>
       </w:r>
       <w:r>
         <w:lastRenderedPageBreak/>
-        <w:t xml:space="preserve">CSSD log if the same node is missing for 22 seconds (75% of </w:t>
-      </w:r>
-      <w:proofErr w:type="spellStart"/>
-      <w:r>
-        <w:t>misscount</w:t>
-      </w:r>
-      <w:proofErr w:type="spellEnd"/>
-      <w:r>
-        <w:t xml:space="preserve">) and similarly at 90% of </w:t>
-      </w:r>
-      <w:proofErr w:type="spellStart"/>
-      <w:r>
-        <w:t>misscount</w:t>
-      </w:r>
-      <w:proofErr w:type="spellEnd"/>
-      <w:r>
-        <w:t xml:space="preserve"> and when the heartbeat is missing for a period of 100% of the </w:t>
-      </w:r>
-      <w:proofErr w:type="spellStart"/>
-      <w:r>
-        <w:t>misscount</w:t>
-      </w:r>
-      <w:proofErr w:type="spellEnd"/>
-      <w:r>
-        <w:t xml:space="preserve"> (i.e. 30 seconds by default), the node is evicted.</w:t>
-      </w:r>
-    </w:p>
-    <w:p>
-      <w:r>
-        <w:rPr>
-          <w:b/>
-          <w:bCs/>
-        </w:rPr>
-        <w:t>Disk heartbeat</w:t>
-      </w:r>
-      <w:r>
-        <w:t> is between the cluster nodes and the voting disk. CSSD process in each RAC node maintains a heart beat in a block of size 1 OS block in a specific offset by read/write system calls (</w:t>
-      </w:r>
-      <w:proofErr w:type="spellStart"/>
-      <w:r>
-        <w:t>pread</w:t>
-      </w:r>
-      <w:proofErr w:type="spellEnd"/>
-      <w:r>
-        <w:t>/</w:t>
-      </w:r>
-      <w:proofErr w:type="spellStart"/>
-      <w:r>
-        <w:t>pwrite</w:t>
-      </w:r>
-      <w:proofErr w:type="spellEnd"/>
-      <w:r>
-        <w:t>), in the voting disk. In addition to maintaining its own disk block, CSSD processes also monitors the disk blocks maintained by the CSSD processes running in other cluster nodes. The written block has a header area with the node name and a counter which is incremented with every next beat (</w:t>
-      </w:r>
-      <w:proofErr w:type="spellStart"/>
-      <w:r>
-        <w:t>pwrite</w:t>
-      </w:r>
-      <w:proofErr w:type="spellEnd"/>
-      <w:r>
-        <w:t xml:space="preserve">) from the other nodes. Disk heart beat is maintained in the voting disk by the CSSD processes and </w:t>
-      </w:r>
-      <w:proofErr w:type="gramStart"/>
-      <w:r>
-        <w:t>If</w:t>
-      </w:r>
-      <w:proofErr w:type="gramEnd"/>
-      <w:r>
-        <w:t xml:space="preserve"> a node has not written a disk heartbeat within the I/O timeout, the node is declared dead. Nodes that are of an unknown state, i.e. cannot be definitively said to be dead, and are not in the group of nodes designated to survive, are evicted, i.e. the node’s kill block is updated to indicate that it has been evicted.</w:t>
+        <w:t>group of nodes designated to survive, are evicted, i.e. the node’s kill block is updated to indicate that it has been evicted.</w:t>
       </w:r>
     </w:p>
     <w:p>
       <w:r>
         <w:t>Reference – </w:t>
       </w:r>
-      <w:hyperlink r:id="rId8" w:tgtFrame="_blank" w:history="1">
+      <w:hyperlink r:id="rId5" w:tgtFrame="_blank" w:history="1">
         <w:r>
           <w:rPr>
             <w:rStyle w:val="Hyperlink"/>
@@ -6568,98 +5322,163 @@
       </w:hyperlink>
     </w:p>
     <w:p>
-      <w:r>
+      <w:pPr>
+        <w:rPr>
+          <w:highlight w:val="yellow"/>
+        </w:rPr>
+      </w:pPr>
+      <w:r>
+        <w:t>[</w:t>
+      </w:r>
+      <w:r>
+        <w:rPr>
+          <w:highlight w:val="yellow"/>
+        </w:rPr>
+        <w:t xml:space="preserve">grid@Linux-01 </w:t>
+      </w:r>
+      <w:proofErr w:type="gramStart"/>
+      <w:r>
+        <w:rPr>
+          <w:highlight w:val="yellow"/>
+        </w:rPr>
+        <w:t>~]$</w:t>
+      </w:r>
+      <w:proofErr w:type="gramEnd"/>
+      <w:r>
+        <w:rPr>
+          <w:highlight w:val="yellow"/>
+        </w:rPr>
+        <w:t xml:space="preserve"> </w:t>
+      </w:r>
+      <w:proofErr w:type="spellStart"/>
+      <w:r>
+        <w:rPr>
+          <w:highlight w:val="yellow"/>
+        </w:rPr>
+        <w:t>crsctl</w:t>
+      </w:r>
+      <w:proofErr w:type="spellEnd"/>
+      <w:r>
+        <w:rPr>
+          <w:highlight w:val="yellow"/>
+        </w:rPr>
+        <w:t xml:space="preserve"> get </w:t>
+      </w:r>
+      <w:proofErr w:type="spellStart"/>
+      <w:r>
+        <w:rPr>
+          <w:highlight w:val="yellow"/>
+        </w:rPr>
+        <w:t>css</w:t>
+      </w:r>
+      <w:proofErr w:type="spellEnd"/>
+      <w:r>
+        <w:rPr>
+          <w:highlight w:val="yellow"/>
+        </w:rPr>
+        <w:t xml:space="preserve"> </w:t>
+      </w:r>
+      <w:proofErr w:type="spellStart"/>
+      <w:r>
+        <w:rPr>
+          <w:highlight w:val="yellow"/>
+        </w:rPr>
+        <w:t>misscount</w:t>
+      </w:r>
+      <w:proofErr w:type="spellEnd"/>
+      <w:r>
+        <w:rPr>
+          <w:highlight w:val="yellow"/>
+        </w:rPr>
+        <w:br/>
+      </w:r>
+      <w:r>
+        <w:t xml:space="preserve">CRS-4678: Successful get </w:t>
+      </w:r>
+      <w:proofErr w:type="spellStart"/>
+      <w:r>
+        <w:t>misscount</w:t>
+      </w:r>
+      <w:proofErr w:type="spellEnd"/>
+      <w:r>
+        <w:t xml:space="preserve"> 30 for Cluster Synchronization Services.</w:t>
+      </w:r>
+    </w:p>
+    <w:p>
+      <w:r>
+        <w:rPr>
+          <w:highlight w:val="yellow"/>
+        </w:rPr>
         <w:t xml:space="preserve">[grid@Linux-01 </w:t>
       </w:r>
       <w:proofErr w:type="gramStart"/>
       <w:r>
+        <w:rPr>
+          <w:highlight w:val="yellow"/>
+        </w:rPr>
         <w:t>~]$</w:t>
       </w:r>
       <w:proofErr w:type="gramEnd"/>
       <w:r>
+        <w:rPr>
+          <w:highlight w:val="yellow"/>
+        </w:rPr>
         <w:t xml:space="preserve"> </w:t>
       </w:r>
       <w:proofErr w:type="spellStart"/>
       <w:r>
+        <w:rPr>
+          <w:highlight w:val="yellow"/>
+        </w:rPr>
         <w:t>crsctl</w:t>
       </w:r>
       <w:proofErr w:type="spellEnd"/>
       <w:r>
+        <w:rPr>
+          <w:highlight w:val="yellow"/>
+        </w:rPr>
         <w:t xml:space="preserve"> get </w:t>
       </w:r>
       <w:proofErr w:type="spellStart"/>
       <w:r>
+        <w:rPr>
+          <w:highlight w:val="yellow"/>
+        </w:rPr>
         <w:t>css</w:t>
       </w:r>
       <w:proofErr w:type="spellEnd"/>
       <w:r>
+        <w:rPr>
+          <w:highlight w:val="yellow"/>
+        </w:rPr>
         <w:t xml:space="preserve"> </w:t>
       </w:r>
       <w:proofErr w:type="spellStart"/>
       <w:r>
-        <w:t>misscount</w:t>
-      </w:r>
-      <w:proofErr w:type="spellEnd"/>
-      <w:r>
+        <w:rPr>
+          <w:highlight w:val="yellow"/>
+        </w:rPr>
+        <w:t>disktimeout</w:t>
+      </w:r>
+      <w:proofErr w:type="spellEnd"/>
+      <w:r>
+        <w:rPr>
+          <w:highlight w:val="yellow"/>
+        </w:rPr>
         <w:br/>
+      </w:r>
+      <w:r>
         <w:t xml:space="preserve">CRS-4678: Successful get </w:t>
       </w:r>
       <w:proofErr w:type="spellStart"/>
       <w:r>
-        <w:t>misscount</w:t>
-      </w:r>
-      <w:proofErr w:type="spellEnd"/>
-      <w:r>
-        <w:t xml:space="preserve"> 30 for Cluster Synchronization Services.</w:t>
-      </w:r>
-    </w:p>
-    <w:p>
-      <w:r>
-        <w:t xml:space="preserve">[grid@Linux-01 </w:t>
-      </w:r>
-      <w:proofErr w:type="gramStart"/>
-      <w:r>
-        <w:t>~]$</w:t>
-      </w:r>
-      <w:proofErr w:type="gramEnd"/>
-      <w:r>
-        <w:t xml:space="preserve"> </w:t>
-      </w:r>
-      <w:proofErr w:type="spellStart"/>
-      <w:r>
-        <w:t>crsctl</w:t>
-      </w:r>
-      <w:proofErr w:type="spellEnd"/>
-      <w:r>
-        <w:t xml:space="preserve"> get </w:t>
-      </w:r>
-      <w:proofErr w:type="spellStart"/>
-      <w:r>
-        <w:t>css</w:t>
-      </w:r>
-      <w:proofErr w:type="spellEnd"/>
-      <w:r>
-        <w:t xml:space="preserve"> </w:t>
-      </w:r>
-      <w:proofErr w:type="spellStart"/>
-      <w:r>
         <w:t>disktimeout</w:t>
       </w:r>
       <w:proofErr w:type="spellEnd"/>
       <w:r>
-        <w:br/>
-        <w:t xml:space="preserve">CRS-4678: Successful get </w:t>
-      </w:r>
-      <w:proofErr w:type="spellStart"/>
-      <w:r>
-        <w:t>disktimeout</w:t>
-      </w:r>
-      <w:proofErr w:type="spellEnd"/>
-      <w:r>
         <w:t xml:space="preserve"> 200 for Cluster Synchronization Services.</w:t>
       </w:r>
     </w:p>
-    <w:p/>
     <w:p>
       <w:pPr>
         <w:rPr>
@@ -6934,7 +5753,7 @@
 </file>
 
 <file path=word/numbering.xml><?xml version="1.0" encoding="utf-8"?>
-<w:numbering xmlns:wpc="http://schemas.microsoft.com/office/word/2010/wordprocessingCanvas" xmlns:cx="http://schemas.microsoft.com/office/drawing/2014/chartex" xmlns:cx1="http://schemas.microsoft.com/office/drawing/2015/9/8/chartex" xmlns:cx2="http://schemas.microsoft.com/office/drawing/2015/10/21/chartex" xmlns:cx3="http://schemas.microsoft.com/office/drawing/2016/5/9/chartex" xmlns:cx4="http://schemas.microsoft.com/office/drawing/2016/5/10/chartex" xmlns:cx5="http://schemas.microsoft.com/office/drawing/2016/5/11/chartex" xmlns:cx6="http://schemas.microsoft.com/office/drawing/2016/5/12/chartex" xmlns:cx7="http://schemas.microsoft.com/office/drawing/2016/5/13/chartex" xmlns:cx8="http://schemas.microsoft.com/office/drawing/2016/5/14/chartex" xmlns:mc="http://schemas.openxmlformats.org/markup-compatibility/2006" xmlns:aink="http://schemas.microsoft.com/office/drawing/2016/ink" xmlns:am3d="http://schemas.microsoft.com/office/drawing/2017/model3d" xmlns:o="urn:schemas-microsoft-com:office:office" xmlns:oel="http://schemas.microsoft.com/office/2019/extlst" xmlns:r="http://schemas.openxmlformats.org/officeDocument/2006/relationships" xmlns:m="http://schemas.openxmlformats.org/officeDocument/2006/math" xmlns:v="urn:schemas-microsoft-com:vml" xmlns:wp14="http://schemas.microsoft.com/office/word/2010/wordprocessingDrawing" xmlns:wp="http://schemas.openxmlformats.org/drawingml/2006/wordprocessingDrawing" xmlns:w10="urn:schemas-microsoft-com:office:word" xmlns:w="http://schemas.openxmlformats.org/wordprocessingml/2006/main" xmlns:w14="http://schemas.microsoft.com/office/word/2010/wordml" xmlns:w15="http://schemas.microsoft.com/office/word/2012/wordml" xmlns:w16cex="http://schemas.microsoft.com/office/word/2018/wordml/cex" xmlns:w16cid="http://schemas.microsoft.com/office/word/2016/wordml/cid" xmlns:w16="http://schemas.microsoft.com/office/word/2018/wordml" xmlns:w16du="http://schemas.microsoft.com/office/word/2023/wordml/word16du" xmlns:w16sdtdh="http://schemas.microsoft.com/office/word/2020/wordml/sdtdatahash" xmlns:w16se="http://schemas.microsoft.com/office/word/2015/wordml/symex" xmlns:wpg="http://schemas.microsoft.com/office/word/2010/wordprocessingGroup" xmlns:wpi="http://schemas.microsoft.com/office/word/2010/wordprocessingInk" xmlns:wne="http://schemas.microsoft.com/office/word/2006/wordml" xmlns:wps="http://schemas.microsoft.com/office/word/2010/wordprocessingShape" mc:Ignorable="w14 w15 w16se w16cid w16 w16cex w16sdtdh w16du wp14">
+<w:numbering xmlns:wpc="http://schemas.microsoft.com/office/word/2010/wordprocessingCanvas" xmlns:cx="http://schemas.microsoft.com/office/drawing/2014/chartex" xmlns:cx1="http://schemas.microsoft.com/office/drawing/2015/9/8/chartex" xmlns:cx2="http://schemas.microsoft.com/office/drawing/2015/10/21/chartex" xmlns:cx3="http://schemas.microsoft.com/office/drawing/2016/5/9/chartex" xmlns:cx4="http://schemas.microsoft.com/office/drawing/2016/5/10/chartex" xmlns:cx5="http://schemas.microsoft.com/office/drawing/2016/5/11/chartex" xmlns:cx6="http://schemas.microsoft.com/office/drawing/2016/5/12/chartex" xmlns:cx7="http://schemas.microsoft.com/office/drawing/2016/5/13/chartex" xmlns:cx8="http://schemas.microsoft.com/office/drawing/2016/5/14/chartex" xmlns:mc="http://schemas.openxmlformats.org/markup-compatibility/2006" xmlns:aink="http://schemas.microsoft.com/office/drawing/2016/ink" xmlns:am3d="http://schemas.microsoft.com/office/drawing/2017/model3d" xmlns:o="urn:schemas-microsoft-com:office:office" xmlns:oel="http://schemas.microsoft.com/office/2019/extlst" xmlns:r="http://schemas.openxmlformats.org/officeDocument/2006/relationships" xmlns:m="http://schemas.openxmlformats.org/officeDocument/2006/math" xmlns:v="urn:schemas-microsoft-com:vml" xmlns:wp14="http://schemas.microsoft.com/office/word/2010/wordprocessingDrawing" xmlns:wp="http://schemas.openxmlformats.org/drawingml/2006/wordprocessingDrawing" xmlns:w10="urn:schemas-microsoft-com:office:word" xmlns:w="http://schemas.openxmlformats.org/wordprocessingml/2006/main" xmlns:w14="http://schemas.microsoft.com/office/word/2010/wordml" xmlns:w15="http://schemas.microsoft.com/office/word/2012/wordml" xmlns:w16cex="http://schemas.microsoft.com/office/word/2018/wordml/cex" xmlns:w16cid="http://schemas.microsoft.com/office/word/2016/wordml/cid" xmlns:w16="http://schemas.microsoft.com/office/word/2018/wordml" xmlns:w16du="http://schemas.microsoft.com/office/word/2023/wordml/word16du" xmlns:w16sdtdh="http://schemas.microsoft.com/office/word/2020/wordml/sdtdatahash" xmlns:w16sdtfl="http://schemas.microsoft.com/office/word/2024/wordml/sdtformatlock" xmlns:w16se="http://schemas.microsoft.com/office/word/2015/wordml/symex" xmlns:wpg="http://schemas.microsoft.com/office/word/2010/wordprocessingGroup" xmlns:wpi="http://schemas.microsoft.com/office/word/2010/wordprocessingInk" xmlns:wne="http://schemas.microsoft.com/office/word/2006/wordml" xmlns:wps="http://schemas.microsoft.com/office/word/2010/wordprocessingShape" mc:Ignorable="w14 w15 w16se w16cid w16 w16cex w16sdtdh w16sdtfl w16du wp14">
   <w:abstractNum w:abstractNumId="0" w15:restartNumberingAfterBreak="0">
     <w:nsid w:val="02C74500"/>
     <w:multiLevelType w:val="multilevel"/>
@@ -10852,7 +9671,7 @@
 </file>
 
 <file path=word/styles.xml><?xml version="1.0" encoding="utf-8"?>
-<w:styles xmlns:mc="http://schemas.openxmlformats.org/markup-compatibility/2006" xmlns:r="http://schemas.openxmlformats.org/officeDocument/2006/relationships" xmlns:w="http://schemas.openxmlformats.org/wordprocessingml/2006/main" xmlns:w14="http://schemas.microsoft.com/office/word/2010/wordml" xmlns:w15="http://schemas.microsoft.com/office/word/2012/wordml" xmlns:w16cex="http://schemas.microsoft.com/office/word/2018/wordml/cex" xmlns:w16cid="http://schemas.microsoft.com/office/word/2016/wordml/cid" xmlns:w16="http://schemas.microsoft.com/office/word/2018/wordml" xmlns:w16du="http://schemas.microsoft.com/office/word/2023/wordml/word16du" xmlns:w16sdtdh="http://schemas.microsoft.com/office/word/2020/wordml/sdtdatahash" xmlns:w16se="http://schemas.microsoft.com/office/word/2015/wordml/symex" mc:Ignorable="w14 w15 w16se w16cid w16 w16cex w16sdtdh w16du">
+<w:styles xmlns:mc="http://schemas.openxmlformats.org/markup-compatibility/2006" xmlns:r="http://schemas.openxmlformats.org/officeDocument/2006/relationships" xmlns:w="http://schemas.openxmlformats.org/wordprocessingml/2006/main" xmlns:w14="http://schemas.microsoft.com/office/word/2010/wordml" xmlns:w15="http://schemas.microsoft.com/office/word/2012/wordml" xmlns:w16cex="http://schemas.microsoft.com/office/word/2018/wordml/cex" xmlns:w16cid="http://schemas.microsoft.com/office/word/2016/wordml/cid" xmlns:w16="http://schemas.microsoft.com/office/word/2018/wordml" xmlns:w16du="http://schemas.microsoft.com/office/word/2023/wordml/word16du" xmlns:w16sdtdh="http://schemas.microsoft.com/office/word/2020/wordml/sdtdatahash" xmlns:w16sdtfl="http://schemas.microsoft.com/office/word/2024/wordml/sdtformatlock" xmlns:w16se="http://schemas.microsoft.com/office/word/2015/wordml/symex" mc:Ignorable="w14 w15 w16se w16cid w16 w16cex w16sdtdh w16sdtfl w16du">
   <w:docDefaults>
     <w:rPrDefault>
       <w:rPr>
